--- a/doc/詞/宋朝/李煜/李煜-憶江南·多少恨.docx
+++ b/doc/詞/宋朝/李煜/李煜-憶江南·多少恨.docx
@@ -1,6 +1,6 @@
 
 <file path=word/document.xml><?xml version="1.0" encoding="utf-8"?>
-<w:document xmlns:wpc="http://schemas.microsoft.com/office/word/2010/wordprocessingCanvas" xmlns:cx="http://schemas.microsoft.com/office/drawing/2014/chartex" xmlns:cx1="http://schemas.microsoft.com/office/drawing/2015/9/8/chartex" xmlns:cx2="http://schemas.microsoft.com/office/drawing/2015/10/21/chartex" xmlns:cx3="http://schemas.microsoft.com/office/drawing/2016/5/9/chartex" xmlns:cx4="http://schemas.microsoft.com/office/drawing/2016/5/10/chartex" xmlns:cx5="http://schemas.microsoft.com/office/drawing/2016/5/11/chartex" xmlns:cx6="http://schemas.microsoft.com/office/drawing/2016/5/12/chartex" xmlns:cx7="http://schemas.microsoft.com/office/drawing/2016/5/13/chartex" xmlns:cx8="http://schemas.microsoft.com/office/drawing/2016/5/14/chartex" xmlns:mc="http://schemas.openxmlformats.org/markup-compatibility/2006" xmlns:aink="http://schemas.microsoft.com/office/drawing/2016/ink" xmlns:am3d="http://schemas.microsoft.com/office/drawing/2017/model3d" xmlns:o="urn:schemas-microsoft-com:office:office" xmlns:oel="http://schemas.microsoft.com/office/2019/extlst" xmlns:r="http://schemas.openxmlformats.org/officeDocument/2006/relationships" xmlns:m="http://schemas.openxmlformats.org/officeDocument/2006/math" xmlns:v="urn:schemas-microsoft-com:vml" xmlns:wp14="http://schemas.microsoft.com/office/word/2010/wordprocessingDrawing" xmlns:wp="http://schemas.openxmlformats.org/drawingml/2006/wordprocessingDrawing" xmlns:w10="urn:schemas-microsoft-com:office:word" xmlns:w="http://schemas.openxmlformats.org/wordprocessingml/2006/main" xmlns:w14="http://schemas.microsoft.com/office/word/2010/wordml" xmlns:w15="http://schemas.microsoft.com/office/word/2012/wordml" xmlns:w16cex="http://schemas.microsoft.com/office/word/2018/wordml/cex" xmlns:w16cid="http://schemas.microsoft.com/office/word/2016/wordml/cid" xmlns:w16="http://schemas.microsoft.com/office/word/2018/wordml" xmlns:w16du="http://schemas.microsoft.com/office/word/2023/wordml/word16du" xmlns:w16sdtdh="http://schemas.microsoft.com/office/word/2020/wordml/sdtdatahash" xmlns:w16se="http://schemas.microsoft.com/office/word/2015/wordml/symex" xmlns:wpg="http://schemas.microsoft.com/office/word/2010/wordprocessingGroup" xmlns:wpi="http://schemas.microsoft.com/office/word/2010/wordprocessingInk" xmlns:wne="http://schemas.microsoft.com/office/word/2006/wordml" xmlns:wps="http://schemas.microsoft.com/office/word/2010/wordprocessingShape" mc:Ignorable="w14 w15 w16se w16cid w16 w16cex w16sdtdh wp14">
+<w:document xmlns:wpc="http://schemas.microsoft.com/office/word/2010/wordprocessingCanvas" xmlns:cx="http://schemas.microsoft.com/office/drawing/2014/chartex" xmlns:cx1="http://schemas.microsoft.com/office/drawing/2015/9/8/chartex" xmlns:cx2="http://schemas.microsoft.com/office/drawing/2015/10/21/chartex" xmlns:cx3="http://schemas.microsoft.com/office/drawing/2016/5/9/chartex" xmlns:cx4="http://schemas.microsoft.com/office/drawing/2016/5/10/chartex" xmlns:cx5="http://schemas.microsoft.com/office/drawing/2016/5/11/chartex" xmlns:cx6="http://schemas.microsoft.com/office/drawing/2016/5/12/chartex" xmlns:cx7="http://schemas.microsoft.com/office/drawing/2016/5/13/chartex" xmlns:cx8="http://schemas.microsoft.com/office/drawing/2016/5/14/chartex" xmlns:mc="http://schemas.openxmlformats.org/markup-compatibility/2006" xmlns:aink="http://schemas.microsoft.com/office/drawing/2016/ink" xmlns:am3d="http://schemas.microsoft.com/office/drawing/2017/model3d" xmlns:o="urn:schemas-microsoft-com:office:office" xmlns:oel="http://schemas.microsoft.com/office/2019/extlst" xmlns:r="http://schemas.openxmlformats.org/officeDocument/2006/relationships" xmlns:m="http://schemas.openxmlformats.org/officeDocument/2006/math" xmlns:v="urn:schemas-microsoft-com:vml" xmlns:wp14="http://schemas.microsoft.com/office/word/2010/wordprocessingDrawing" xmlns:wp="http://schemas.openxmlformats.org/drawingml/2006/wordprocessingDrawing" xmlns:w10="urn:schemas-microsoft-com:office:word" xmlns:w="http://schemas.openxmlformats.org/wordprocessingml/2006/main" xmlns:w14="http://schemas.microsoft.com/office/word/2010/wordml" xmlns:w15="http://schemas.microsoft.com/office/word/2012/wordml" xmlns:w16cex="http://schemas.microsoft.com/office/word/2018/wordml/cex" xmlns:w16cid="http://schemas.microsoft.com/office/word/2016/wordml/cid" xmlns:w16="http://schemas.microsoft.com/office/word/2018/wordml" xmlns:w16du="http://schemas.microsoft.com/office/word/2023/wordml/word16du" xmlns:w16sdtdh="http://schemas.microsoft.com/office/word/2020/wordml/sdtdatahash" xmlns:w16sdtfl="http://schemas.microsoft.com/office/word/2024/wordml/sdtformatlock" xmlns:w16se="http://schemas.microsoft.com/office/word/2015/wordml/symex" xmlns:wpg="http://schemas.microsoft.com/office/word/2010/wordprocessingGroup" xmlns:wpi="http://schemas.microsoft.com/office/word/2010/wordprocessingInk" xmlns:wne="http://schemas.microsoft.com/office/word/2006/wordml" xmlns:wps="http://schemas.microsoft.com/office/word/2010/wordprocessingShape" mc:Ignorable="w14 w15 w16se w16cid w16 w16cex w16sdtdh w16sdtfl w16du wp14">
   <w:body>
     <w:p>
       <w:pPr>
@@ -95,19 +95,19 @@
           <w:sz w:val="32"/>
           <w:szCs w:val="32"/>
         </w:rPr>
-        <w:t>多少恨，昨夜</w:t>
-      </w:r>
-      <w:proofErr w:type="gramStart"/>
-      <w:r>
-        <w:rPr>
-          <w:rFonts w:hint="eastAsia"/>
+        <w:t>多少恨，昨夜夢魂中。</w:t>
+      </w:r>
+    </w:p>
+    <w:p>
+      <w:pPr>
+        <w:spacing w:after="0" w:line="480" w:lineRule="exact"/>
+        <w:ind w:left="0" w:right="0" w:firstLine="0"/>
+        <w:rPr>
           <w:color w:val="0F0F0F"/>
           <w:sz w:val="32"/>
           <w:szCs w:val="32"/>
         </w:rPr>
-        <w:t>夢魂中</w:t>
-      </w:r>
-      <w:proofErr w:type="gramEnd"/>
+      </w:pPr>
       <w:r>
         <w:rPr>
           <w:rFonts w:hint="eastAsia"/>
@@ -115,9 +115,8 @@
           <w:sz w:val="32"/>
           <w:szCs w:val="32"/>
         </w:rPr>
-        <w:t>。</w:t>
-      </w:r>
-      <w:proofErr w:type="gramStart"/>
+        <w:t>還似舊時</w:t>
+      </w:r>
       <w:r>
         <w:rPr>
           <w:rFonts w:hint="eastAsia"/>
@@ -125,7 +124,7 @@
           <w:sz w:val="32"/>
           <w:szCs w:val="32"/>
         </w:rPr>
-        <w:t>還似舊時</w:t>
+        <w:t>遊</w:t>
       </w:r>
       <w:r>
         <w:rPr>
@@ -134,26 +133,7 @@
           <w:sz w:val="32"/>
           <w:szCs w:val="32"/>
         </w:rPr>
-        <w:t>遊</w:t>
-      </w:r>
-      <w:r>
-        <w:rPr>
-          <w:rFonts w:hint="eastAsia"/>
-          <w:color w:val="0F0F0F"/>
-          <w:sz w:val="32"/>
-          <w:szCs w:val="32"/>
-        </w:rPr>
-        <w:t>上苑</w:t>
-      </w:r>
-      <w:proofErr w:type="gramEnd"/>
-      <w:r>
-        <w:rPr>
-          <w:rFonts w:hint="eastAsia"/>
-          <w:color w:val="0F0F0F"/>
-          <w:sz w:val="32"/>
-          <w:szCs w:val="32"/>
-        </w:rPr>
-        <w:t>，車如流水馬如龍。花月正春風。</w:t>
+        <w:t>上苑，車如流水馬如龍。花月正春風。</w:t>
       </w:r>
     </w:p>
     <w:p>
@@ -183,70 +163,23 @@
           <w:rFonts w:hint="eastAsia"/>
           <w:szCs w:val="28"/>
         </w:rPr>
-        <w:t>我有</w:t>
-      </w:r>
-      <w:proofErr w:type="gramStart"/>
-      <w:r>
-        <w:rPr>
-          <w:rFonts w:hint="eastAsia"/>
-          <w:szCs w:val="28"/>
-        </w:rPr>
-        <w:t>多少的</w:t>
-      </w:r>
-      <w:proofErr w:type="gramEnd"/>
-      <w:r>
-        <w:rPr>
-          <w:rFonts w:hint="eastAsia"/>
-          <w:szCs w:val="28"/>
-        </w:rPr>
-        <w:t>恨，昨夜夢中的景象，還像以前我還是故國君主時，常</w:t>
-      </w:r>
-      <w:proofErr w:type="gramStart"/>
-      <w:r>
-        <w:rPr>
-          <w:rFonts w:hint="eastAsia"/>
-          <w:szCs w:val="28"/>
-        </w:rPr>
-        <w:t>在</w:t>
-      </w:r>
-      <w:r>
-        <w:rPr>
-          <w:rFonts w:hint="eastAsia"/>
-          <w:szCs w:val="28"/>
-          <w:u w:val="single"/>
-        </w:rPr>
-        <w:t>上苑</w:t>
-      </w:r>
-      <w:r>
-        <w:rPr>
-          <w:rFonts w:hint="eastAsia"/>
-          <w:szCs w:val="28"/>
-        </w:rPr>
-        <w:t>遊玩</w:t>
-      </w:r>
-      <w:proofErr w:type="gramEnd"/>
-      <w:r>
-        <w:rPr>
-          <w:rFonts w:hint="eastAsia"/>
-          <w:szCs w:val="28"/>
-        </w:rPr>
-        <w:t>，車子如流水穿過，馬隊像長龍一樣川流不息。正是景色優美的春天，還吹著</w:t>
-      </w:r>
-      <w:r>
-        <w:rPr>
-          <w:rFonts w:hint="eastAsia"/>
-          <w:b/>
-          <w:bCs/>
-          <w:szCs w:val="28"/>
-        </w:rPr>
-        <w:t>融融</w:t>
-      </w:r>
-      <w:r>
-        <w:rPr>
-          <w:rFonts w:hint="eastAsia"/>
-          <w:szCs w:val="28"/>
-        </w:rPr>
-        <w:t>的春風。</w:t>
+        <w:t>心中藏著多少深深的遺憾與悲傷，昨夜又全都在夢裡湧現。</w:t>
+      </w:r>
+    </w:p>
+    <w:p>
+      <w:pPr>
+        <w:spacing w:after="0" w:line="480" w:lineRule="exact"/>
+        <w:ind w:left="0" w:right="0" w:firstLine="0"/>
+        <w:rPr>
+          <w:szCs w:val="28"/>
+        </w:rPr>
+      </w:pPr>
+      <w:r>
+        <w:rPr>
+          <w:rFonts w:hint="eastAsia"/>
+          <w:szCs w:val="28"/>
+        </w:rPr>
+        <w:t>在夢中，我彷彿又回到了過去，像以前那樣無憂無慮地遊覽著皇家花園。眼前車流不息如流水，馬匹穿梭如遊龍，無比熱鬧繁華。正當此時，繁花盛開、明月當空，和煦的春風拂過面頰，一切是那麼美好。</w:t>
       </w:r>
     </w:p>
     <w:p>
@@ -274,8 +207,9 @@
           <w:ilvl w:val="0"/>
           <w:numId w:val="2"/>
         </w:numPr>
-        <w:spacing w:after="0" w:line="480" w:lineRule="exact"/>
+        <w:spacing w:after="0" w:line="440" w:lineRule="exact"/>
         <w:ind w:leftChars="0" w:left="465" w:right="0" w:hanging="482"/>
+        <w:jc w:val="both"/>
         <w:rPr>
           <w:color w:val="0F0F0F"/>
           <w:szCs w:val="28"/>
@@ -305,8 +239,9 @@
           <w:ilvl w:val="0"/>
           <w:numId w:val="2"/>
         </w:numPr>
-        <w:spacing w:after="0" w:line="480" w:lineRule="exact"/>
+        <w:spacing w:after="0" w:line="440" w:lineRule="exact"/>
         <w:ind w:leftChars="0" w:left="465" w:right="0" w:hanging="482"/>
+        <w:jc w:val="both"/>
         <w:rPr>
           <w:color w:val="0F0F0F"/>
           <w:szCs w:val="28"/>
@@ -360,14 +295,14 @@
           <w:ilvl w:val="0"/>
           <w:numId w:val="2"/>
         </w:numPr>
-        <w:spacing w:after="0" w:line="480" w:lineRule="exact"/>
+        <w:spacing w:after="0" w:line="440" w:lineRule="exact"/>
         <w:ind w:leftChars="0" w:left="465" w:right="0" w:hanging="482"/>
-        <w:rPr>
-          <w:color w:val="0F0F0F"/>
-          <w:szCs w:val="28"/>
-        </w:rPr>
-      </w:pPr>
-      <w:proofErr w:type="gramStart"/>
+        <w:jc w:val="both"/>
+        <w:rPr>
+          <w:color w:val="0F0F0F"/>
+          <w:szCs w:val="28"/>
+        </w:rPr>
+      </w:pPr>
       <w:r>
         <w:rPr>
           <w:rFonts w:hint="eastAsia"/>
@@ -376,7 +311,6 @@
         </w:rPr>
         <w:t>上苑</w:t>
       </w:r>
-      <w:proofErr w:type="gramEnd"/>
       <w:r>
         <w:rPr>
           <w:rFonts w:hint="eastAsia"/>
@@ -404,25 +338,44 @@
       <w:r>
         <w:rPr>
           <w:rFonts w:hint="eastAsia"/>
-          <w:b/>
-          <w:bCs/>
-          <w:color w:val="0F0F0F"/>
-          <w:szCs w:val="28"/>
-        </w:rPr>
-        <w:t>園</w:t>
-      </w:r>
-      <w:proofErr w:type="gramStart"/>
-      <w:r>
-        <w:rPr>
-          <w:rFonts w:hint="eastAsia"/>
-          <w:b/>
-          <w:bCs/>
-          <w:color w:val="0F0F0F"/>
-          <w:szCs w:val="28"/>
-        </w:rPr>
-        <w:t>囿</w:t>
-      </w:r>
-      <w:proofErr w:type="gramEnd"/>
+          <w:color w:val="0F0F0F"/>
+          <w:szCs w:val="28"/>
+        </w:rPr>
+        <w:t>園囿</w:t>
+      </w:r>
+      <w:r>
+        <w:rPr>
+          <w:rFonts w:hint="eastAsia"/>
+          <w:color w:val="0F0F0F"/>
+          <w:szCs w:val="28"/>
+        </w:rPr>
+        <w:t>（</w:t>
+      </w:r>
+      <w:r>
+        <w:rPr>
+          <w:color w:val="EE0000"/>
+          <w:sz w:val="16"/>
+          <w:szCs w:val="16"/>
+        </w:rPr>
+        <w:t>ㄧㄡ</w:t>
+      </w:r>
+      <w:r>
+        <w:rPr>
+          <w:rFonts w:hint="eastAsia"/>
+          <w:color w:val="EE0000"/>
+          <w:sz w:val="16"/>
+          <w:szCs w:val="16"/>
+        </w:rPr>
+        <w:t>ˋ</w:t>
+      </w:r>
+      <w:r>
+        <w:rPr>
+          <w:rFonts w:hint="eastAsia"/>
+          <w:color w:val="0F0F0F"/>
+          <w:szCs w:val="28"/>
+        </w:rPr>
+        <w:t>）</w:t>
+      </w:r>
       <w:r>
         <w:rPr>
           <w:rFonts w:hint="eastAsia"/>
@@ -508,7 +461,6 @@
         </w:rPr>
         <w:t>、</w:t>
       </w:r>
-      <w:proofErr w:type="gramStart"/>
       <w:r>
         <w:rPr>
           <w:rFonts w:hint="eastAsia"/>
@@ -518,7 +470,6 @@
         </w:rPr>
         <w:t>神都苑</w:t>
       </w:r>
-      <w:proofErr w:type="gramEnd"/>
       <w:r>
         <w:rPr>
           <w:rFonts w:hint="eastAsia"/>
@@ -533,6 +484,28 @@
           <w:szCs w:val="28"/>
         </w:rPr>
         <w:t>400平方公里。</w:t>
+      </w:r>
+      <w:r>
+        <w:rPr>
+          <w:color w:val="0F0F0F"/>
+          <w:szCs w:val="28"/>
+        </w:rPr>
+        <w:t>園囿</w:t>
+      </w:r>
+      <w:r>
+        <w:rPr>
+          <w:rFonts w:hint="eastAsia"/>
+          <w:color w:val="0F0F0F"/>
+          <w:szCs w:val="28"/>
+        </w:rPr>
+        <w:t>：</w:t>
+      </w:r>
+      <w:r>
+        <w:rPr>
+          <w:color w:val="0F0F0F"/>
+          <w:szCs w:val="28"/>
+        </w:rPr>
+        <w:t>供人遊玩的園林。</w:t>
       </w:r>
     </w:p>
     <w:p>
@@ -542,8 +515,9 @@
           <w:ilvl w:val="0"/>
           <w:numId w:val="2"/>
         </w:numPr>
-        <w:spacing w:after="0" w:line="480" w:lineRule="exact"/>
+        <w:spacing w:after="0" w:line="440" w:lineRule="exact"/>
         <w:ind w:leftChars="0" w:left="465" w:right="0" w:hanging="482"/>
+        <w:jc w:val="both"/>
         <w:rPr>
           <w:color w:val="0F0F0F"/>
           <w:szCs w:val="28"/>
@@ -565,37 +539,27 @@
           <w:ilvl w:val="0"/>
           <w:numId w:val="2"/>
         </w:numPr>
-        <w:spacing w:after="0" w:line="480" w:lineRule="exact"/>
+        <w:spacing w:after="0" w:line="440" w:lineRule="exact"/>
         <w:ind w:leftChars="0" w:left="465" w:right="0" w:hanging="482"/>
-        <w:rPr>
-          <w:szCs w:val="28"/>
-        </w:rPr>
-      </w:pPr>
-      <w:r>
-        <w:rPr>
-          <w:rFonts w:hint="eastAsia"/>
-          <w:color w:val="0F0F0F"/>
-          <w:szCs w:val="28"/>
-        </w:rPr>
-        <w:t>花月：花和月，泛指美好的景色。花月正春風，意思是形容春天鮮花怒放，春夜月光明朗，</w:t>
-      </w:r>
-      <w:proofErr w:type="gramStart"/>
-      <w:r>
-        <w:rPr>
-          <w:rFonts w:hint="eastAsia"/>
-          <w:color w:val="0F0F0F"/>
-          <w:szCs w:val="28"/>
-        </w:rPr>
-        <w:t>春風微拂的</w:t>
-      </w:r>
-      <w:proofErr w:type="gramEnd"/>
-      <w:r>
-        <w:rPr>
-          <w:rFonts w:hint="eastAsia"/>
-          <w:color w:val="0F0F0F"/>
-          <w:szCs w:val="28"/>
-        </w:rPr>
-        <w:t>情景，描繪春光的明媚。</w:t>
+        <w:jc w:val="both"/>
+        <w:rPr>
+          <w:szCs w:val="28"/>
+        </w:rPr>
+      </w:pPr>
+      <w:r>
+        <w:rPr>
+          <w:rFonts w:hint="eastAsia"/>
+          <w:color w:val="0F0F0F"/>
+          <w:szCs w:val="28"/>
+        </w:rPr>
+        <w:t>花月：花和月，泛指美好的景色。花月正春風，</w:t>
+      </w:r>
+      <w:r>
+        <w:rPr>
+          <w:color w:val="0F0F0F"/>
+          <w:szCs w:val="28"/>
+        </w:rPr>
+        <w:t>生動地勾勒出春日盛景：百花爭艷怒放，夜空明月皎潔，隨風送來陣陣清爽的春意，展現出無比明媚動人的春光。</w:t>
       </w:r>
     </w:p>
     <w:p>
@@ -621,6 +585,7 @@
       <w:pPr>
         <w:spacing w:after="0" w:line="480" w:lineRule="exact"/>
         <w:ind w:left="11" w:right="0" w:hanging="11"/>
+        <w:jc w:val="both"/>
         <w:rPr>
           <w:szCs w:val="28"/>
         </w:rPr>
@@ -636,17 +601,8 @@
           <w:rFonts w:hint="eastAsia"/>
           <w:szCs w:val="28"/>
         </w:rPr>
-        <w:t>這</w:t>
-      </w:r>
-      <w:proofErr w:type="gramStart"/>
-      <w:r>
-        <w:rPr>
-          <w:rFonts w:hint="eastAsia"/>
-          <w:szCs w:val="28"/>
-        </w:rPr>
-        <w:t>首詞作於</w:t>
-      </w:r>
-      <w:proofErr w:type="gramEnd"/>
+        <w:t>這首詞作於</w:t>
+      </w:r>
       <w:r>
         <w:rPr>
           <w:rFonts w:hint="eastAsia"/>
@@ -690,7 +646,6 @@
         </w:rPr>
         <w:t>李煜</w:t>
       </w:r>
-      <w:proofErr w:type="gramStart"/>
       <w:r>
         <w:rPr>
           <w:szCs w:val="28"/>
@@ -708,14 +663,7 @@
         <w:rPr>
           <w:szCs w:val="28"/>
         </w:rPr>
-        <w:t>之後</w:t>
-      </w:r>
-      <w:proofErr w:type="gramEnd"/>
-      <w:r>
-        <w:rPr>
-          <w:szCs w:val="28"/>
-        </w:rPr>
-        <w:t>。</w:t>
+        <w:t>之後。</w:t>
       </w:r>
       <w:r>
         <w:rPr>
@@ -767,14 +715,7 @@
         <w:rPr>
           <w:szCs w:val="28"/>
         </w:rPr>
-        <w:t>，他</w:t>
-      </w:r>
-      <w:proofErr w:type="gramStart"/>
-      <w:r>
-        <w:rPr>
-          <w:szCs w:val="28"/>
-        </w:rPr>
-        <w:t>降</w:t>
+        <w:t>，他降</w:t>
       </w:r>
       <w:r>
         <w:rPr>
@@ -787,14 +728,7 @@
         <w:rPr>
           <w:szCs w:val="28"/>
         </w:rPr>
-        <w:t>後</w:t>
-      </w:r>
-      <w:proofErr w:type="gramEnd"/>
-      <w:r>
-        <w:rPr>
-          <w:szCs w:val="28"/>
-        </w:rPr>
-        <w:t>，由</w:t>
+        <w:t>後，由</w:t>
       </w:r>
       <w:r>
         <w:rPr>
@@ -822,21 +756,7 @@
         <w:rPr>
           <w:szCs w:val="28"/>
         </w:rPr>
-        <w:t>淪落為任人凌辱的階下囚，經歷了千古人生的大喜大悲，悔恨長伴，追憶不斷，這首詞就是為表達他對現實處境的無限淒涼</w:t>
-      </w:r>
-      <w:proofErr w:type="gramStart"/>
-      <w:r>
-        <w:rPr>
-          <w:szCs w:val="28"/>
-        </w:rPr>
-        <w:t>之情而創作</w:t>
-      </w:r>
-      <w:proofErr w:type="gramEnd"/>
-      <w:r>
-        <w:rPr>
-          <w:szCs w:val="28"/>
-        </w:rPr>
-        <w:t>的。</w:t>
+        <w:t>淪落為任人凌辱的階下囚，經歷了千古人生的大喜大悲，悔恨長伴，追憶不斷，這首詞就是為表達他對現實處境的無限淒涼之情而創作的。</w:t>
       </w:r>
     </w:p>
     <w:p>
@@ -861,6 +781,7 @@
       <w:pPr>
         <w:spacing w:after="0" w:line="480" w:lineRule="exact"/>
         <w:ind w:left="-6" w:right="0" w:hanging="11"/>
+        <w:jc w:val="both"/>
         <w:rPr>
           <w:bCs/>
           <w:szCs w:val="28"/>
@@ -876,63 +797,13 @@
       </w:r>
       <w:r>
         <w:rPr>
-          <w:rFonts w:hint="eastAsia"/>
-          <w:bCs/>
-          <w:szCs w:val="28"/>
-        </w:rPr>
-        <w:t>《</w:t>
-      </w:r>
-      <w:r>
-        <w:rPr>
-          <w:rFonts w:hint="eastAsia"/>
-          <w:bCs/>
-          <w:szCs w:val="28"/>
-        </w:rPr>
-        <w:t>憶</w:t>
-      </w:r>
-      <w:r>
-        <w:rPr>
-          <w:rFonts w:hint="eastAsia"/>
-          <w:bCs/>
-          <w:szCs w:val="28"/>
-        </w:rPr>
-        <w:t>江南·多少恨》是</w:t>
-      </w:r>
-      <w:r>
-        <w:rPr>
-          <w:rFonts w:hint="eastAsia"/>
-          <w:bCs/>
-          <w:szCs w:val="28"/>
-        </w:rPr>
-        <w:t>「</w:t>
-      </w:r>
-      <w:r>
-        <w:rPr>
-          <w:rFonts w:hint="eastAsia"/>
-          <w:bCs/>
-          <w:szCs w:val="28"/>
-        </w:rPr>
-        <w:t>五代十國</w:t>
-      </w:r>
-      <w:r>
-        <w:rPr>
-          <w:rFonts w:hint="eastAsia"/>
-          <w:bCs/>
-          <w:szCs w:val="28"/>
-        </w:rPr>
-        <w:t>」</w:t>
-      </w:r>
-      <w:r>
-        <w:rPr>
-          <w:rFonts w:hint="eastAsia"/>
-          <w:bCs/>
-          <w:szCs w:val="28"/>
-        </w:rPr>
-        <w:t>時期</w:t>
-      </w:r>
-      <w:r>
-        <w:rPr>
-          <w:rFonts w:hint="eastAsia"/>
+          <w:bCs/>
+          <w:szCs w:val="28"/>
+        </w:rPr>
+        <w:t>這首《望江南》是</w:t>
+      </w:r>
+      <w:r>
+        <w:rPr>
           <w:bCs/>
           <w:szCs w:val="28"/>
           <w:u w:val="single"/>
@@ -941,391 +812,213 @@
       </w:r>
       <w:r>
         <w:rPr>
-          <w:rFonts w:hint="eastAsia"/>
-          <w:bCs/>
-          <w:szCs w:val="28"/>
-        </w:rPr>
-        <w:t xml:space="preserve"> </w:t>
-      </w:r>
-      <w:r>
-        <w:rPr>
-          <w:rFonts w:hint="eastAsia"/>
+          <w:bCs/>
+          <w:szCs w:val="28"/>
+        </w:rPr>
+        <w:t>後主</w:t>
+      </w:r>
+      <w:r>
+        <w:rPr>
           <w:bCs/>
           <w:szCs w:val="28"/>
           <w:u w:val="single"/>
         </w:rPr>
-        <w:t>後主</w:t>
-      </w:r>
-      <w:r>
-        <w:rPr>
-          <w:rFonts w:hint="eastAsia"/>
-          <w:bCs/>
-          <w:szCs w:val="28"/>
-        </w:rPr>
-        <w:t xml:space="preserve"> </w:t>
-      </w:r>
-      <w:r>
-        <w:rPr>
-          <w:rFonts w:hint="eastAsia"/>
+        <w:t>李煜</w:t>
+      </w:r>
+      <w:r>
+        <w:rPr>
+          <w:bCs/>
+          <w:szCs w:val="28"/>
+        </w:rPr>
+        <w:t>亡國被俘、囚居</w:t>
+      </w:r>
+      <w:r>
+        <w:rPr>
           <w:bCs/>
           <w:szCs w:val="28"/>
           <w:u w:val="single"/>
         </w:rPr>
+        <w:t>汴京</w:t>
+      </w:r>
+      <w:r>
+        <w:rPr>
+          <w:bCs/>
+          <w:szCs w:val="28"/>
+        </w:rPr>
+        <w:t>後的痛心之作。全詞僅短短二十七字，卻以極具張力的筆觸，將無盡的故國之思與囚徒之悲寫得</w:t>
+      </w:r>
+      <w:r>
+        <w:rPr>
+          <w:b/>
+          <w:szCs w:val="28"/>
+        </w:rPr>
+        <w:t>酣暢淋漓</w:t>
+      </w:r>
+      <w:r>
+        <w:rPr>
+          <w:bCs/>
+          <w:szCs w:val="28"/>
+        </w:rPr>
+        <w:t>，展現了</w:t>
+      </w:r>
+      <w:r>
+        <w:rPr>
+          <w:b/>
+          <w:szCs w:val="28"/>
+          <w:u w:val="single"/>
+        </w:rPr>
         <w:t>李煜</w:t>
       </w:r>
       <w:r>
         <w:rPr>
-          <w:rFonts w:hint="eastAsia"/>
-          <w:bCs/>
-          <w:szCs w:val="28"/>
-        </w:rPr>
-        <w:t>亡國</w:t>
-      </w:r>
-      <w:proofErr w:type="gramStart"/>
-      <w:r>
-        <w:rPr>
-          <w:rFonts w:hint="eastAsia"/>
-          <w:bCs/>
-          <w:szCs w:val="28"/>
-        </w:rPr>
-        <w:t>入</w:t>
-      </w:r>
-      <w:r>
-        <w:rPr>
-          <w:rFonts w:hint="eastAsia"/>
-          <w:bCs/>
-          <w:szCs w:val="28"/>
-          <w:u w:val="single"/>
-        </w:rPr>
-        <w:t>宋</w:t>
-      </w:r>
-      <w:r>
-        <w:rPr>
-          <w:rFonts w:hint="eastAsia"/>
-          <w:bCs/>
-          <w:szCs w:val="28"/>
-        </w:rPr>
-        <w:t>被囚後</w:t>
-      </w:r>
-      <w:proofErr w:type="gramEnd"/>
-      <w:r>
-        <w:rPr>
-          <w:rFonts w:hint="eastAsia"/>
-          <w:bCs/>
-          <w:szCs w:val="28"/>
-        </w:rPr>
-        <w:t>創作的</w:t>
-      </w:r>
-      <w:proofErr w:type="gramStart"/>
-      <w:r>
-        <w:rPr>
-          <w:rFonts w:hint="eastAsia"/>
-          <w:bCs/>
-          <w:szCs w:val="28"/>
-        </w:rPr>
-        <w:t>一首記夢詞</w:t>
-      </w:r>
-      <w:proofErr w:type="gramEnd"/>
-      <w:r>
-        <w:rPr>
-          <w:rFonts w:hint="eastAsia"/>
-          <w:bCs/>
-          <w:szCs w:val="28"/>
-        </w:rPr>
-        <w:t>。詞人以詞調名本意回憶</w:t>
-      </w:r>
-      <w:r>
-        <w:rPr>
-          <w:rFonts w:hint="eastAsia"/>
-          <w:bCs/>
-          <w:szCs w:val="28"/>
-          <w:u w:val="single"/>
-        </w:rPr>
-        <w:t>江南</w:t>
-      </w:r>
-      <w:r>
-        <w:rPr>
-          <w:rFonts w:hint="eastAsia"/>
-          <w:bCs/>
-          <w:szCs w:val="28"/>
-        </w:rPr>
-        <w:t>舊遊，抒寫了夢中重溫</w:t>
-      </w:r>
-      <w:proofErr w:type="gramStart"/>
-      <w:r>
-        <w:rPr>
-          <w:rFonts w:hint="eastAsia"/>
-          <w:bCs/>
-          <w:szCs w:val="28"/>
-        </w:rPr>
-        <w:t>舊時</w:t>
-      </w:r>
-      <w:r>
-        <w:rPr>
-          <w:rFonts w:hint="eastAsia"/>
-          <w:bCs/>
-          <w:szCs w:val="28"/>
-        </w:rPr>
-        <w:t>遊娛</w:t>
-      </w:r>
-      <w:r>
-        <w:rPr>
-          <w:rFonts w:hint="eastAsia"/>
-          <w:bCs/>
-          <w:szCs w:val="28"/>
-        </w:rPr>
-        <w:t>生活</w:t>
-      </w:r>
-      <w:proofErr w:type="gramEnd"/>
-      <w:r>
-        <w:rPr>
-          <w:rFonts w:hint="eastAsia"/>
-          <w:bCs/>
-          <w:szCs w:val="28"/>
-        </w:rPr>
-        <w:t>的歡樂和夢醒之後的悲恨，</w:t>
-      </w:r>
-      <w:proofErr w:type="gramStart"/>
-      <w:r>
-        <w:rPr>
-          <w:rFonts w:hint="eastAsia"/>
-          <w:bCs/>
-          <w:szCs w:val="28"/>
-        </w:rPr>
-        <w:t>以夢中的樂景</w:t>
-      </w:r>
-      <w:proofErr w:type="gramEnd"/>
-      <w:r>
-        <w:rPr>
-          <w:rFonts w:hint="eastAsia"/>
-          <w:bCs/>
-          <w:szCs w:val="28"/>
-        </w:rPr>
-        <w:t>抒寫現實生活中的哀情，表達對故國繁華</w:t>
-      </w:r>
-      <w:proofErr w:type="gramStart"/>
-      <w:r>
-        <w:rPr>
-          <w:rFonts w:hint="eastAsia"/>
-          <w:bCs/>
-          <w:szCs w:val="28"/>
-        </w:rPr>
-        <w:t>的追戀</w:t>
-      </w:r>
-      <w:proofErr w:type="gramEnd"/>
-      <w:r>
-        <w:rPr>
-          <w:rFonts w:hint="eastAsia"/>
-          <w:bCs/>
-          <w:szCs w:val="28"/>
-        </w:rPr>
-        <w:t>，抒發亡國之痛。全詞語白意真，直敘深情，</w:t>
-      </w:r>
-      <w:r>
-        <w:rPr>
-          <w:rFonts w:hint="eastAsia"/>
           <w:b/>
           <w:szCs w:val="28"/>
         </w:rPr>
-        <w:t>一氣呵成</w:t>
-      </w:r>
-      <w:r>
-        <w:rPr>
-          <w:rFonts w:hint="eastAsia"/>
-          <w:bCs/>
-          <w:szCs w:val="28"/>
-        </w:rPr>
-        <w:t>，是</w:t>
-      </w:r>
-      <w:proofErr w:type="gramStart"/>
-      <w:r>
-        <w:rPr>
-          <w:rFonts w:hint="eastAsia"/>
-          <w:bCs/>
-          <w:szCs w:val="28"/>
-        </w:rPr>
-        <w:t>一首情辭俱佳的小詞</w:t>
-      </w:r>
-      <w:proofErr w:type="gramEnd"/>
-      <w:r>
-        <w:rPr>
-          <w:rFonts w:hint="eastAsia"/>
-          <w:bCs/>
-          <w:szCs w:val="28"/>
-        </w:rPr>
-        <w:t>。</w:t>
+        <w:t>詞「粗枝大葉」</w:t>
+      </w:r>
+      <w:r>
+        <w:rPr>
+          <w:bCs/>
+          <w:szCs w:val="28"/>
+        </w:rPr>
+        <w:t>卻又感情真摯的獨特藝術風格。</w:t>
       </w:r>
     </w:p>
     <w:p>
       <w:pPr>
         <w:spacing w:after="0" w:line="480" w:lineRule="exact"/>
         <w:ind w:left="-6" w:right="0" w:hanging="11"/>
-        <w:rPr>
-          <w:bCs/>
-          <w:szCs w:val="28"/>
-        </w:rPr>
-      </w:pPr>
-      <w:r>
-        <w:rPr>
-          <w:rFonts w:hint="eastAsia"/>
-          <w:bCs/>
-          <w:szCs w:val="28"/>
-        </w:rPr>
-        <w:t xml:space="preserve">    </w:t>
-      </w:r>
-      <w:r>
-        <w:rPr>
-          <w:rFonts w:hint="eastAsia"/>
-          <w:bCs/>
-          <w:szCs w:val="28"/>
-        </w:rPr>
-        <w:t>「多少恨，昨夜</w:t>
-      </w:r>
-      <w:proofErr w:type="gramStart"/>
-      <w:r>
-        <w:rPr>
-          <w:rFonts w:hint="eastAsia"/>
-          <w:bCs/>
-          <w:szCs w:val="28"/>
-        </w:rPr>
-        <w:t>夢魂中</w:t>
-      </w:r>
-      <w:proofErr w:type="gramEnd"/>
-      <w:r>
-        <w:rPr>
-          <w:rFonts w:hint="eastAsia"/>
-          <w:bCs/>
-          <w:szCs w:val="28"/>
-        </w:rPr>
-        <w:t>。」</w:t>
-      </w:r>
-      <w:proofErr w:type="gramStart"/>
-      <w:r>
-        <w:rPr>
-          <w:rFonts w:hint="eastAsia"/>
-          <w:bCs/>
-          <w:szCs w:val="28"/>
-        </w:rPr>
-        <w:t>所恨的</w:t>
-      </w:r>
-      <w:proofErr w:type="gramEnd"/>
-      <w:r>
-        <w:rPr>
-          <w:rFonts w:hint="eastAsia"/>
-          <w:bCs/>
-          <w:szCs w:val="28"/>
-        </w:rPr>
-        <w:t>當然不是「昨夜</w:t>
-      </w:r>
-      <w:proofErr w:type="gramStart"/>
-      <w:r>
-        <w:rPr>
-          <w:rFonts w:hint="eastAsia"/>
-          <w:bCs/>
-          <w:szCs w:val="28"/>
-        </w:rPr>
-        <w:t>夢魂中</w:t>
-      </w:r>
-      <w:proofErr w:type="gramEnd"/>
-      <w:r>
-        <w:rPr>
-          <w:rFonts w:hint="eastAsia"/>
-          <w:bCs/>
-          <w:szCs w:val="28"/>
-        </w:rPr>
-        <w:t>」的情事，而是昨夜</w:t>
-      </w:r>
-      <w:proofErr w:type="gramStart"/>
-      <w:r>
-        <w:rPr>
-          <w:rFonts w:hint="eastAsia"/>
-          <w:bCs/>
-          <w:szCs w:val="28"/>
-        </w:rPr>
-        <w:t>這場夢的</w:t>
-      </w:r>
-      <w:proofErr w:type="gramEnd"/>
-      <w:r>
-        <w:rPr>
-          <w:rFonts w:hint="eastAsia"/>
-          <w:bCs/>
-          <w:szCs w:val="28"/>
-        </w:rPr>
-        <w:t>本身。夢中的情事固然是他時時眷戀著的，但夢醒後所面對的殘酷現實卻使他倍感難堪，所以反而怨恨起昨夜的夢來了。</w:t>
+        <w:jc w:val="both"/>
+        <w:rPr>
+          <w:bCs/>
+          <w:spacing w:val="-6"/>
+          <w:szCs w:val="28"/>
+        </w:rPr>
+      </w:pPr>
+      <w:r>
+        <w:rPr>
+          <w:rFonts w:hint="eastAsia"/>
+          <w:bCs/>
+          <w:spacing w:val="-6"/>
+          <w:szCs w:val="28"/>
+        </w:rPr>
+        <w:t xml:space="preserve">　　</w:t>
+      </w:r>
+      <w:r>
+        <w:rPr>
+          <w:bCs/>
+          <w:spacing w:val="-6"/>
+          <w:szCs w:val="28"/>
+        </w:rPr>
+        <w:t>詞的一開篇，「多少恨，昨夜夢魂中」，便</w:t>
+      </w:r>
+      <w:r>
+        <w:rPr>
+          <w:b/>
+          <w:spacing w:val="-6"/>
+          <w:szCs w:val="28"/>
+        </w:rPr>
+        <w:t>直抒胸臆</w:t>
+      </w:r>
+      <w:r>
+        <w:rPr>
+          <w:bCs/>
+          <w:spacing w:val="-6"/>
+          <w:szCs w:val="28"/>
+        </w:rPr>
+        <w:t>，以一個「恨」字奠定了全詞沉鬱悲涼的基調。詞人未先描繪夢境，而是先吐露醒後的無奈與</w:t>
+      </w:r>
+      <w:r>
+        <w:rPr>
+          <w:b/>
+          <w:spacing w:val="-6"/>
+          <w:szCs w:val="28"/>
+        </w:rPr>
+        <w:t>刻骨銘心</w:t>
+      </w:r>
+      <w:r>
+        <w:rPr>
+          <w:bCs/>
+          <w:spacing w:val="-6"/>
+          <w:szCs w:val="28"/>
+        </w:rPr>
+        <w:t>的痛苦</w:t>
+      </w:r>
+      <w:r>
+        <w:rPr>
+          <w:bCs/>
+          <w:spacing w:val="-6"/>
+          <w:szCs w:val="28"/>
+        </w:rPr>
+        <w:br/>
+      </w:r>
+      <w:r>
+        <w:rPr>
+          <w:bCs/>
+          <w:spacing w:val="-6"/>
+          <w:szCs w:val="28"/>
+        </w:rPr>
+        <w:t>。夜半夢醒，現實的囚籠與孤寂鋪天蓋地而來，將他拉回了亡國降</w:t>
+      </w:r>
+      <w:r>
+        <w:rPr>
+          <w:bCs/>
+          <w:spacing w:val="-6"/>
+          <w:szCs w:val="28"/>
+          <w:u w:val="single"/>
+        </w:rPr>
+        <w:t>宋</w:t>
+      </w:r>
+      <w:r>
+        <w:rPr>
+          <w:bCs/>
+          <w:spacing w:val="-6"/>
+          <w:szCs w:val="28"/>
+        </w:rPr>
+        <w:t>的殘酷現實。「多少恨」三字，含蓄而深沉，包含著失去</w:t>
+      </w:r>
+      <w:r>
+        <w:rPr>
+          <w:b/>
+          <w:spacing w:val="-6"/>
+          <w:szCs w:val="28"/>
+        </w:rPr>
+        <w:t>宗廟社稷</w:t>
+      </w:r>
+      <w:r>
+        <w:rPr>
+          <w:bCs/>
+          <w:spacing w:val="-6"/>
+          <w:szCs w:val="28"/>
+        </w:rPr>
+        <w:t>的痛悔，以及苟延殘喘的屈辱。</w:t>
       </w:r>
     </w:p>
     <w:p>
       <w:pPr>
         <w:spacing w:after="0" w:line="480" w:lineRule="exact"/>
         <w:ind w:left="-6" w:right="0" w:hanging="11"/>
-        <w:rPr>
-          <w:bCs/>
-          <w:szCs w:val="28"/>
-        </w:rPr>
-        <w:sectPr>
-          <w:footerReference w:type="default" r:id="rId9"/>
-          <w:pgSz w:w="11906" w:h="16838"/>
-          <w:pgMar w:top="567" w:right="567" w:bottom="567" w:left="567" w:header="0" w:footer="0" w:gutter="0"/>
-          <w:cols w:space="720"/>
-          <w:docGrid w:linePitch="381"/>
-        </w:sectPr>
-      </w:pPr>
-      <w:r>
-        <w:rPr>
-          <w:rFonts w:hint="eastAsia"/>
-          <w:bCs/>
-          <w:szCs w:val="28"/>
-        </w:rPr>
-        <w:t xml:space="preserve">    </w:t>
-      </w:r>
-      <w:r>
-        <w:rPr>
-          <w:rFonts w:hint="eastAsia"/>
-          <w:bCs/>
-          <w:szCs w:val="28"/>
-        </w:rPr>
-        <w:t>「</w:t>
-      </w:r>
-      <w:proofErr w:type="gramStart"/>
-      <w:r>
-        <w:rPr>
-          <w:rFonts w:hint="eastAsia"/>
-          <w:bCs/>
-          <w:szCs w:val="28"/>
-        </w:rPr>
-        <w:t>還似舊時</w:t>
-      </w:r>
-      <w:r>
-        <w:rPr>
-          <w:rFonts w:hint="eastAsia"/>
-          <w:bCs/>
-          <w:szCs w:val="28"/>
-        </w:rPr>
-        <w:t>遊上苑</w:t>
-      </w:r>
-      <w:proofErr w:type="gramEnd"/>
-      <w:r>
-        <w:rPr>
-          <w:rFonts w:hint="eastAsia"/>
-          <w:bCs/>
-          <w:szCs w:val="28"/>
-        </w:rPr>
-        <w:t>，車如流水馬如龍，花月正春風。」這三句是說，還像以前我還是故國君主時</w:t>
-      </w:r>
-      <w:r>
-        <w:rPr>
-          <w:bCs/>
-          <w:szCs w:val="28"/>
-        </w:rPr>
-        <w:t xml:space="preserve"> ，常</w:t>
-      </w:r>
-      <w:proofErr w:type="gramStart"/>
-      <w:r>
-        <w:rPr>
-          <w:bCs/>
-          <w:szCs w:val="28"/>
-        </w:rPr>
-        <w:t>在</w:t>
+        <w:jc w:val="both"/>
+        <w:rPr>
+          <w:bCs/>
+          <w:szCs w:val="28"/>
+        </w:rPr>
+      </w:pPr>
+      <w:r>
+        <w:rPr>
+          <w:rFonts w:hint="eastAsia"/>
+          <w:bCs/>
+          <w:szCs w:val="28"/>
+        </w:rPr>
+        <w:lastRenderedPageBreak/>
+        <w:t xml:space="preserve">　　</w:t>
+      </w:r>
+      <w:r>
+        <w:rPr>
+          <w:bCs/>
+          <w:szCs w:val="28"/>
+        </w:rPr>
+        <w:t>緊接著，詞人將筆墨轉向夢境：「還似舊時遊上苑，車如流水馬如龍。」夢中的他，彷彿又回到了往日在</w:t>
       </w:r>
       <w:r>
         <w:rPr>
@@ -1333,568 +1026,172 @@
           <w:szCs w:val="28"/>
           <w:u w:val="single"/>
         </w:rPr>
-        <w:t>上苑</w:t>
-      </w:r>
-      <w:r>
-        <w:rPr>
-          <w:bCs/>
-          <w:szCs w:val="28"/>
-        </w:rPr>
-        <w:t>遊玩</w:t>
-      </w:r>
-      <w:proofErr w:type="gramEnd"/>
-      <w:r>
-        <w:rPr>
-          <w:bCs/>
-          <w:szCs w:val="28"/>
-        </w:rPr>
-        <w:t>，車子如流水穿過，馬隊像長龍一樣川流不息。正是景色優美的春天，還吹著融融的春風。</w:t>
-      </w:r>
-    </w:p>
-    <w:p>
-      <w:pPr>
-        <w:spacing w:after="0" w:line="440" w:lineRule="exact"/>
+        <w:t>金陵</w:t>
+      </w:r>
+      <w:r>
+        <w:rPr>
+          <w:bCs/>
+          <w:szCs w:val="28"/>
+        </w:rPr>
+        <w:t>當皇帝時的盛況。他引用了《後漢書》中的典故「車如流水，馬如龍」，生動地再現了宮廷上苑春遊時車馬</w:t>
+      </w:r>
+      <w:r>
+        <w:rPr>
+          <w:b/>
+          <w:szCs w:val="28"/>
+        </w:rPr>
+        <w:t>熙攘</w:t>
+      </w:r>
+      <w:r>
+        <w:rPr>
+          <w:bCs/>
+          <w:szCs w:val="28"/>
+        </w:rPr>
+        <w:t>的繁華景象。這不僅是對昔日帝王生活的懷念，更是對故國山河的深情眷戀。夢境越是喧囂熱烈，越顯得現實中的孤單與淒涼。</w:t>
+      </w:r>
+    </w:p>
+    <w:p>
+      <w:pPr>
+        <w:spacing w:after="0" w:line="480" w:lineRule="exact"/>
         <w:ind w:left="-6" w:right="0" w:hanging="11"/>
-        <w:rPr>
-          <w:bCs/>
-          <w:szCs w:val="28"/>
-        </w:rPr>
-      </w:pPr>
-      <w:r>
-        <w:rPr>
-          <w:rFonts w:hint="eastAsia"/>
-          <w:bCs/>
-          <w:szCs w:val="28"/>
-        </w:rPr>
-        <w:lastRenderedPageBreak/>
-        <w:t xml:space="preserve">    </w:t>
-      </w:r>
-      <w:r>
-        <w:rPr>
-          <w:rFonts w:hint="eastAsia"/>
-          <w:bCs/>
-          <w:szCs w:val="28"/>
-        </w:rPr>
-        <w:t>後三</w:t>
-      </w:r>
-      <w:proofErr w:type="gramStart"/>
-      <w:r>
-        <w:rPr>
-          <w:rFonts w:hint="eastAsia"/>
-          <w:bCs/>
-          <w:szCs w:val="28"/>
-        </w:rPr>
-        <w:t>句均寫夢境</w:t>
-      </w:r>
-      <w:proofErr w:type="gramEnd"/>
-      <w:r>
-        <w:rPr>
-          <w:rFonts w:hint="eastAsia"/>
-          <w:bCs/>
-          <w:szCs w:val="28"/>
-        </w:rPr>
-        <w:t>。往日繁華生活內容紛繁，而記憶中最</w:t>
-      </w:r>
-      <w:proofErr w:type="gramStart"/>
-      <w:r>
-        <w:rPr>
-          <w:rFonts w:hint="eastAsia"/>
-          <w:bCs/>
-          <w:szCs w:val="28"/>
-        </w:rPr>
-        <w:t>清晰、</w:t>
-      </w:r>
-      <w:proofErr w:type="gramEnd"/>
-      <w:r>
-        <w:rPr>
-          <w:rFonts w:hint="eastAsia"/>
-          <w:bCs/>
-          <w:szCs w:val="28"/>
-        </w:rPr>
-        <w:t>印象最深刻的是「</w:t>
-      </w:r>
-      <w:r>
-        <w:rPr>
-          <w:rFonts w:hint="eastAsia"/>
-          <w:bCs/>
-          <w:szCs w:val="28"/>
-        </w:rPr>
-        <w:t>遊上苑</w:t>
-      </w:r>
-      <w:r>
-        <w:rPr>
-          <w:rFonts w:hint="eastAsia"/>
-          <w:bCs/>
-          <w:szCs w:val="28"/>
-        </w:rPr>
-        <w:t>」。「</w:t>
-      </w:r>
-      <w:proofErr w:type="gramStart"/>
-      <w:r>
-        <w:rPr>
-          <w:rFonts w:hint="eastAsia"/>
-          <w:bCs/>
-          <w:szCs w:val="28"/>
-        </w:rPr>
-        <w:t>上苑</w:t>
-      </w:r>
-      <w:proofErr w:type="gramEnd"/>
-      <w:r>
-        <w:rPr>
-          <w:rFonts w:hint="eastAsia"/>
-          <w:bCs/>
-          <w:szCs w:val="28"/>
-        </w:rPr>
-        <w:t>」，皇帝的園林。在無數次的</w:t>
-      </w:r>
-      <w:proofErr w:type="gramStart"/>
-      <w:r>
-        <w:rPr>
-          <w:rFonts w:hint="eastAsia"/>
+        <w:jc w:val="both"/>
+        <w:rPr>
+          <w:bCs/>
+          <w:szCs w:val="28"/>
+        </w:rPr>
+      </w:pPr>
+      <w:r>
+        <w:rPr>
+          <w:rFonts w:hint="eastAsia"/>
+          <w:bCs/>
+          <w:szCs w:val="28"/>
+        </w:rPr>
+        <w:t xml:space="preserve">　　</w:t>
+      </w:r>
+      <w:r>
+        <w:rPr>
+          <w:bCs/>
+          <w:szCs w:val="28"/>
+        </w:rPr>
+        <w:t>全詞的最精彩之處在於結句「花月正春風」。這五字純然描寫春景——繁花似錦</w:t>
+      </w:r>
+    </w:p>
+    <w:p>
+      <w:pPr>
+        <w:spacing w:after="0" w:line="480" w:lineRule="exact"/>
+        <w:ind w:left="-6" w:right="0" w:hanging="11"/>
+        <w:jc w:val="both"/>
+        <w:rPr>
+          <w:bCs/>
+          <w:szCs w:val="28"/>
+        </w:rPr>
+      </w:pPr>
+      <w:r>
+        <w:rPr>
+          <w:bCs/>
+          <w:szCs w:val="28"/>
+        </w:rPr>
+        <w:t>、明月當空、和風拂面，呈現出一幅極其美好浪漫的</w:t>
+      </w:r>
+      <w:r>
+        <w:rPr>
           <w:bCs/>
           <w:szCs w:val="28"/>
           <w:u w:val="single"/>
         </w:rPr>
-        <w:t>上苑</w:t>
-      </w:r>
-      <w:r>
-        <w:rPr>
-          <w:rFonts w:hint="eastAsia"/>
-          <w:bCs/>
-          <w:szCs w:val="28"/>
-        </w:rPr>
-        <w:t>之</w:t>
-      </w:r>
-      <w:r>
-        <w:rPr>
-          <w:rFonts w:hint="eastAsia"/>
-          <w:bCs/>
-          <w:szCs w:val="28"/>
-        </w:rPr>
-        <w:t>遊</w:t>
-      </w:r>
-      <w:r>
-        <w:rPr>
-          <w:rFonts w:hint="eastAsia"/>
-          <w:bCs/>
-          <w:szCs w:val="28"/>
-        </w:rPr>
-        <w:t>中</w:t>
-      </w:r>
-      <w:proofErr w:type="gramEnd"/>
-      <w:r>
-        <w:rPr>
-          <w:rFonts w:hint="eastAsia"/>
-          <w:bCs/>
-          <w:szCs w:val="28"/>
-        </w:rPr>
-        <w:t>，印象最深的熱鬧繁華景象則是「車如流水馬如龍」。後一句語本《後漢書·馬皇后紀》：「車如流水，馬如</w:t>
-      </w:r>
-      <w:proofErr w:type="gramStart"/>
-      <w:r>
-        <w:rPr>
-          <w:rFonts w:hint="eastAsia"/>
-          <w:bCs/>
-          <w:szCs w:val="28"/>
-        </w:rPr>
-        <w:t>游</w:t>
-      </w:r>
-      <w:proofErr w:type="gramEnd"/>
-      <w:r>
-        <w:rPr>
-          <w:rFonts w:hint="eastAsia"/>
-          <w:bCs/>
-          <w:szCs w:val="28"/>
-        </w:rPr>
-        <w:t>龍。」用在這裡，極為貼切。它出色的渲染</w:t>
-      </w:r>
-      <w:proofErr w:type="gramStart"/>
-      <w:r>
-        <w:rPr>
-          <w:rFonts w:hint="eastAsia"/>
-          <w:bCs/>
-          <w:szCs w:val="28"/>
-        </w:rPr>
-        <w:t>了</w:t>
-      </w:r>
-      <w:r>
-        <w:rPr>
-          <w:rFonts w:hint="eastAsia"/>
+        <w:t>江南</w:t>
+      </w:r>
+      <w:r>
+        <w:rPr>
+          <w:bCs/>
+          <w:szCs w:val="28"/>
+        </w:rPr>
+        <w:t>春夜圖。然而，這般良辰美景卻是在夢境與昔日回憶中出現，與詞人眼前的處境形成了強烈的「以樂景寫哀</w:t>
+      </w:r>
+      <w:r>
+        <w:rPr>
+          <w:bCs/>
+          <w:szCs w:val="28"/>
+        </w:rPr>
+        <w:br/>
+      </w:r>
+      <w:r>
+        <w:rPr>
+          <w:bCs/>
+          <w:szCs w:val="28"/>
+        </w:rPr>
+        <w:t>」的反襯手法。景物越美好，現實的破滅感就越劇烈，將個人的亡國之痛推向了悲劇的巔峰。</w:t>
+      </w:r>
+    </w:p>
+    <w:p>
+      <w:pPr>
+        <w:spacing w:after="0" w:line="480" w:lineRule="exact"/>
+        <w:ind w:left="-6" w:right="0" w:hanging="11"/>
+        <w:jc w:val="both"/>
+        <w:rPr>
+          <w:rFonts w:hint="eastAsia"/>
+          <w:bCs/>
+          <w:spacing w:val="-6"/>
+          <w:szCs w:val="28"/>
+        </w:rPr>
+      </w:pPr>
+      <w:r>
+        <w:rPr>
+          <w:rFonts w:hint="eastAsia"/>
+          <w:bCs/>
+          <w:szCs w:val="28"/>
+        </w:rPr>
+        <w:t xml:space="preserve">　　</w:t>
+      </w:r>
+      <w:r>
+        <w:rPr>
+          <w:bCs/>
+          <w:szCs w:val="28"/>
+        </w:rPr>
+        <w:t>通篇未有一字寫今日之哀，卻透過昔日榮華與美景的再現，讓無邊的恨意躍然紙上。</w:t>
+      </w:r>
+      <w:r>
+        <w:rPr>
           <w:bCs/>
           <w:szCs w:val="28"/>
           <w:u w:val="single"/>
         </w:rPr>
-        <w:t>上苑</w:t>
-      </w:r>
-      <w:r>
-        <w:rPr>
-          <w:rFonts w:hint="eastAsia"/>
-          <w:bCs/>
-          <w:szCs w:val="28"/>
-        </w:rPr>
-        <w:t>車馬</w:t>
-      </w:r>
-      <w:proofErr w:type="gramEnd"/>
-      <w:r>
-        <w:rPr>
-          <w:rFonts w:hint="eastAsia"/>
-          <w:bCs/>
-          <w:szCs w:val="28"/>
-        </w:rPr>
-        <w:t>的</w:t>
-      </w:r>
-      <w:proofErr w:type="gramStart"/>
-      <w:r>
-        <w:rPr>
-          <w:rFonts w:hint="eastAsia"/>
+        <w:t>李煜</w:t>
+      </w:r>
+      <w:r>
+        <w:rPr>
+          <w:bCs/>
+          <w:szCs w:val="28"/>
+        </w:rPr>
+        <w:t>以極其</w:t>
+      </w:r>
+      <w:r>
+        <w:rPr>
           <w:b/>
           <w:szCs w:val="28"/>
         </w:rPr>
-        <w:t>喧闐</w:t>
-      </w:r>
-      <w:proofErr w:type="gramEnd"/>
-      <w:r>
-        <w:rPr>
-          <w:rFonts w:hint="eastAsia"/>
-          <w:bCs/>
-          <w:szCs w:val="28"/>
-        </w:rPr>
-        <w:t>和遊人的</w:t>
-      </w:r>
-      <w:r>
-        <w:rPr>
-          <w:rFonts w:hint="eastAsia"/>
+        <w:t>凝練</w:t>
+      </w:r>
+      <w:r>
+        <w:rPr>
+          <w:bCs/>
+          <w:szCs w:val="28"/>
+        </w:rPr>
+        <w:t>的語言，完成了由歡樂夢境到沉痛現實的心理落差描繪，展現了高度的</w:t>
+      </w:r>
+      <w:r>
+        <w:rPr>
           <w:b/>
           <w:szCs w:val="28"/>
         </w:rPr>
-        <w:t>興會</w:t>
-      </w:r>
-      <w:r>
-        <w:rPr>
-          <w:rFonts w:hint="eastAsia"/>
-          <w:bCs/>
-          <w:szCs w:val="28"/>
-        </w:rPr>
-        <w:t>。緊接著，再加上一句充滿</w:t>
-      </w:r>
-      <w:proofErr w:type="gramStart"/>
-      <w:r>
-        <w:rPr>
-          <w:rFonts w:hint="eastAsia"/>
-          <w:bCs/>
-          <w:szCs w:val="28"/>
-        </w:rPr>
-        <w:t>讚嘆</w:t>
-      </w:r>
-      <w:r>
-        <w:rPr>
-          <w:rFonts w:hint="eastAsia"/>
-          <w:b/>
-          <w:szCs w:val="28"/>
-        </w:rPr>
-        <w:t>情味</w:t>
-      </w:r>
-      <w:r>
-        <w:rPr>
-          <w:rFonts w:hint="eastAsia"/>
-          <w:bCs/>
-          <w:szCs w:val="28"/>
-        </w:rPr>
-        <w:t>的</w:t>
-      </w:r>
-      <w:proofErr w:type="gramEnd"/>
-      <w:r>
-        <w:rPr>
-          <w:rFonts w:hint="eastAsia"/>
-          <w:bCs/>
-          <w:szCs w:val="28"/>
-        </w:rPr>
-        <w:t>結尾「花月正春風」的季節。</w:t>
-      </w:r>
-      <w:proofErr w:type="gramStart"/>
-      <w:r>
-        <w:rPr>
-          <w:rFonts w:hint="eastAsia"/>
-          <w:bCs/>
-          <w:szCs w:val="28"/>
-          <w:u w:val="single"/>
-        </w:rPr>
-        <w:t>上苑</w:t>
-      </w:r>
-      <w:r>
-        <w:rPr>
-          <w:rFonts w:hint="eastAsia"/>
-          <w:bCs/>
-          <w:szCs w:val="28"/>
-        </w:rPr>
-        <w:t>遊樂</w:t>
-      </w:r>
-      <w:proofErr w:type="gramEnd"/>
-      <w:r>
-        <w:rPr>
-          <w:rFonts w:hint="eastAsia"/>
-          <w:bCs/>
-          <w:szCs w:val="28"/>
-        </w:rPr>
-        <w:t>當然不一定都在「花月正春風」的季節，但春天遊人最盛，當是事實。這五</w:t>
-      </w:r>
-      <w:proofErr w:type="gramStart"/>
-      <w:r>
-        <w:rPr>
-          <w:rFonts w:hint="eastAsia"/>
-          <w:bCs/>
-          <w:szCs w:val="28"/>
-        </w:rPr>
-        <w:t>個</w:t>
-      </w:r>
-      <w:proofErr w:type="gramEnd"/>
-      <w:r>
-        <w:rPr>
-          <w:rFonts w:hint="eastAsia"/>
-          <w:bCs/>
-          <w:szCs w:val="28"/>
-        </w:rPr>
-        <w:t>字，點明了</w:t>
-      </w:r>
-      <w:r>
-        <w:rPr>
-          <w:rFonts w:hint="eastAsia"/>
-          <w:bCs/>
-          <w:szCs w:val="28"/>
-        </w:rPr>
-        <w:t>遊</w:t>
-      </w:r>
-      <w:r>
-        <w:rPr>
-          <w:rFonts w:hint="eastAsia"/>
-          <w:bCs/>
-          <w:szCs w:val="28"/>
-        </w:rPr>
-        <w:t>賞的時間和觀賞的對象，渲染出熱鬧繁華的氣氛；還具有某種象徵的意味</w:t>
-      </w:r>
-      <w:r>
-        <w:rPr>
-          <w:rFonts w:hint="eastAsia"/>
-          <w:bCs/>
-          <w:szCs w:val="28"/>
-        </w:rPr>
-        <w:t>--</w:t>
-      </w:r>
-      <w:r>
-        <w:rPr>
-          <w:rFonts w:hint="eastAsia"/>
-          <w:bCs/>
-          <w:szCs w:val="28"/>
-        </w:rPr>
-        <w:t>象徵著在他生活中最美好、最無憂無慮、春風得意的時刻。「花月」與「春風」之間用</w:t>
-      </w:r>
-      <w:proofErr w:type="gramStart"/>
-      <w:r>
-        <w:rPr>
-          <w:rFonts w:hint="eastAsia"/>
-          <w:bCs/>
-          <w:szCs w:val="28"/>
-        </w:rPr>
-        <w:t>一</w:t>
-      </w:r>
-      <w:proofErr w:type="gramEnd"/>
-      <w:r>
-        <w:rPr>
-          <w:rFonts w:hint="eastAsia"/>
-          <w:bCs/>
-          <w:szCs w:val="28"/>
-        </w:rPr>
-        <w:t>「正」</w:t>
-      </w:r>
-      <w:proofErr w:type="gramStart"/>
-      <w:r>
-        <w:rPr>
-          <w:rFonts w:hint="eastAsia"/>
-          <w:bCs/>
-          <w:szCs w:val="28"/>
-        </w:rPr>
-        <w:t>字</w:t>
-      </w:r>
-      <w:r>
-        <w:rPr>
-          <w:rFonts w:hint="eastAsia"/>
-          <w:b/>
-          <w:szCs w:val="28"/>
-        </w:rPr>
-        <w:t>勾連</w:t>
-      </w:r>
-      <w:proofErr w:type="gramEnd"/>
-      <w:r>
-        <w:rPr>
-          <w:rFonts w:hint="eastAsia"/>
-          <w:bCs/>
-          <w:szCs w:val="28"/>
-        </w:rPr>
-        <w:t>，景之</w:t>
-      </w:r>
-      <w:proofErr w:type="gramStart"/>
-      <w:r>
-        <w:rPr>
-          <w:rFonts w:hint="eastAsia"/>
-          <w:b/>
-          <w:szCs w:val="28"/>
-        </w:rPr>
-        <w:t>穠</w:t>
-      </w:r>
-      <w:proofErr w:type="gramEnd"/>
-      <w:r>
-        <w:rPr>
-          <w:rFonts w:hint="eastAsia"/>
-          <w:b/>
-          <w:szCs w:val="28"/>
-        </w:rPr>
-        <w:t>麗</w:t>
-      </w:r>
-      <w:r>
-        <w:rPr>
-          <w:rFonts w:hint="eastAsia"/>
-          <w:bCs/>
-          <w:szCs w:val="28"/>
-        </w:rPr>
-        <w:t>，情之濃烈，一齊呈現。這一句將夢遊之樂推向最高潮。</w:t>
-      </w:r>
-    </w:p>
-    <w:p>
-      <w:pPr>
-        <w:spacing w:after="0" w:line="440" w:lineRule="exact"/>
-        <w:ind w:left="-6" w:right="0" w:hanging="11"/>
-        <w:rPr>
-          <w:bCs/>
-          <w:spacing w:val="-6"/>
-          <w:szCs w:val="28"/>
-        </w:rPr>
-      </w:pPr>
-      <w:r>
-        <w:rPr>
-          <w:rFonts w:hint="eastAsia"/>
-          <w:bCs/>
-          <w:szCs w:val="28"/>
-        </w:rPr>
-        <w:t xml:space="preserve">    </w:t>
-      </w:r>
-      <w:r>
-        <w:rPr>
-          <w:rFonts w:hint="eastAsia"/>
-          <w:bCs/>
-          <w:szCs w:val="28"/>
-        </w:rPr>
-        <w:t>從表面看（特別是單看後三句），似乎這首詞所寫的就是對往昔繁華的眷戀，實際上作者要表達的倒是另外一面</w:t>
-      </w:r>
-      <w:r>
-        <w:rPr>
-          <w:rFonts w:hint="eastAsia"/>
-          <w:bCs/>
-          <w:szCs w:val="28"/>
-        </w:rPr>
-        <w:t>--</w:t>
-      </w:r>
-      <w:r>
-        <w:rPr>
-          <w:rFonts w:hint="eastAsia"/>
-          <w:bCs/>
-          <w:szCs w:val="28"/>
-        </w:rPr>
-        <w:t>今日處境的無限淒涼。作者只在開頭用了「多少恨」三字，通篇不對當前的處境作正面描寫，而是通過這場繁華生活的夢境進行有力的</w:t>
-      </w:r>
-      <w:r>
-        <w:rPr>
-          <w:rFonts w:hint="eastAsia"/>
-          <w:b/>
-          <w:szCs w:val="28"/>
-        </w:rPr>
-        <w:t>反托</w:t>
-      </w:r>
-      <w:r>
-        <w:rPr>
-          <w:rFonts w:hint="eastAsia"/>
-          <w:bCs/>
-          <w:szCs w:val="28"/>
-        </w:rPr>
-        <w:t>。正因為「車如流水馬如龍，花月正春風」的景象在他的生活中已經不可再現，所以夢境越是繁華熱鬧，夢醒後的悲哀越是濃重；對舊日的繁華眷戀越深，今日處境的淒涼越不難想見。由於詞人是在夢醒後回想</w:t>
-      </w:r>
-      <w:proofErr w:type="gramStart"/>
-      <w:r>
-        <w:rPr>
-          <w:rFonts w:hint="eastAsia"/>
-          <w:bCs/>
-          <w:szCs w:val="28"/>
-        </w:rPr>
-        <w:t>繁華舊</w:t>
-      </w:r>
-      <w:proofErr w:type="gramEnd"/>
-      <w:r>
-        <w:rPr>
-          <w:rFonts w:hint="eastAsia"/>
-          <w:bCs/>
-          <w:szCs w:val="28"/>
-        </w:rPr>
-        <w:t>夢，所以夢境中的「花月正春風」的</w:t>
-      </w:r>
-      <w:r>
-        <w:rPr>
-          <w:rFonts w:hint="eastAsia"/>
-          <w:b/>
-          <w:szCs w:val="28"/>
-        </w:rPr>
-        <w:t>淋漓</w:t>
-      </w:r>
-      <w:r>
-        <w:rPr>
-          <w:rFonts w:hint="eastAsia"/>
-          <w:bCs/>
-          <w:szCs w:val="28"/>
-        </w:rPr>
-        <w:t>興會反而更觸動了他囚徒般歲月的悲</w:t>
-      </w:r>
-      <w:proofErr w:type="gramStart"/>
-      <w:r>
-        <w:rPr>
-          <w:rFonts w:hint="eastAsia"/>
-          <w:bCs/>
-          <w:szCs w:val="28"/>
-        </w:rPr>
-        <w:t>慨</w:t>
-      </w:r>
-      <w:proofErr w:type="gramEnd"/>
-      <w:r>
-        <w:rPr>
-          <w:rFonts w:hint="eastAsia"/>
-          <w:bCs/>
-          <w:szCs w:val="28"/>
-        </w:rPr>
-        <w:t>。這是一種「正面不寫寫反面」的藝術手法的成功運用。</w:t>
-      </w:r>
-      <w:r>
-        <w:rPr>
-          <w:rFonts w:hint="eastAsia"/>
-        </w:rPr>
-        <w:t>(資料來源：</w:t>
-      </w:r>
-      <w:hyperlink r:id="rId10" w:history="1">
-        <w:r>
-          <w:rPr>
-            <w:rStyle w:val="a8"/>
-          </w:rPr>
-          <w:t>https://kknews.cc/culture/8v6llnn.html</w:t>
-        </w:r>
-      </w:hyperlink>
-      <w:hyperlink r:id="rId11" w:history="1"/>
-      <w:hyperlink r:id="rId12" w:history="1"/>
-      <w:hyperlink r:id="rId13" w:history="1"/>
-      <w:hyperlink r:id="rId14" w:history="1"/>
-      <w:r>
-        <w:rPr>
-          <w:rFonts w:hint="eastAsia"/>
-          <w:bCs/>
-          <w:spacing w:val="-6"/>
-          <w:szCs w:val="28"/>
-        </w:rPr>
-        <w:t>)</w:t>
+        <w:t>藝術概括力與感染力</w:t>
+      </w:r>
+      <w:r>
+        <w:rPr>
+          <w:bCs/>
+          <w:szCs w:val="28"/>
+        </w:rPr>
+        <w:t>。</w:t>
       </w:r>
     </w:p>
     <w:p>
@@ -1925,60 +1222,31 @@
           <w:ilvl w:val="0"/>
           <w:numId w:val="3"/>
         </w:numPr>
-        <w:spacing w:after="0" w:line="420" w:lineRule="exact"/>
-        <w:ind w:leftChars="0" w:right="0"/>
-        <w:rPr>
-          <w:szCs w:val="28"/>
-        </w:rPr>
-      </w:pPr>
-      <w:r>
-        <w:rPr>
-          <w:rFonts w:hint="eastAsia"/>
-          <w:szCs w:val="28"/>
-        </w:rPr>
-        <w:t>融融</w:t>
-      </w:r>
-    </w:p>
-    <w:p>
-      <w:pPr>
-        <w:pStyle w:val="aa"/>
-        <w:numPr>
-          <w:ilvl w:val="0"/>
-          <w:numId w:val="5"/>
-        </w:numPr>
-        <w:spacing w:after="0" w:line="420" w:lineRule="exact"/>
-        <w:ind w:leftChars="0" w:right="0"/>
-        <w:rPr>
-          <w:szCs w:val="28"/>
-        </w:rPr>
-      </w:pPr>
-      <w:r>
-        <w:rPr>
-          <w:rFonts w:hint="eastAsia"/>
-          <w:szCs w:val="28"/>
-        </w:rPr>
-        <w:t>和樂的樣子。【例】其樂融融</w:t>
-      </w:r>
-    </w:p>
-    <w:p>
-      <w:pPr>
-        <w:pStyle w:val="aa"/>
-        <w:numPr>
-          <w:ilvl w:val="0"/>
-          <w:numId w:val="5"/>
-        </w:numPr>
-        <w:spacing w:after="0" w:line="420" w:lineRule="exact"/>
-        <w:ind w:leftChars="0" w:right="0"/>
-        <w:rPr>
-          <w:szCs w:val="28"/>
-        </w:rPr>
-      </w:pPr>
-      <w:r>
-        <w:rPr>
-          <w:rFonts w:hint="eastAsia"/>
-          <w:szCs w:val="28"/>
-        </w:rPr>
-        <w:t>和暖的樣子。【例】春光融融</w:t>
+        <w:spacing w:after="0" w:line="440" w:lineRule="exact"/>
+        <w:ind w:leftChars="0" w:left="284" w:right="0" w:hanging="284"/>
+        <w:jc w:val="both"/>
+        <w:rPr>
+          <w:szCs w:val="28"/>
+        </w:rPr>
+      </w:pPr>
+      <w:r>
+        <w:rPr>
+          <w:szCs w:val="28"/>
+        </w:rPr>
+        <w:t>凌駕</w:t>
+      </w:r>
+      <w:r>
+        <w:rPr>
+          <w:rFonts w:hint="eastAsia"/>
+          <w:szCs w:val="28"/>
+        </w:rPr>
+        <w:t>：</w:t>
+      </w:r>
+      <w:r>
+        <w:rPr>
+          <w:szCs w:val="28"/>
+        </w:rPr>
+        <w:t>超越、高出於其他事物之上。</w:t>
       </w:r>
     </w:p>
     <w:p>
@@ -1988,59 +1256,25 @@
           <w:ilvl w:val="0"/>
           <w:numId w:val="3"/>
         </w:numPr>
-        <w:spacing w:after="0" w:line="420" w:lineRule="exact"/>
-        <w:ind w:leftChars="0" w:right="0"/>
-        <w:rPr>
-          <w:szCs w:val="28"/>
-        </w:rPr>
-      </w:pPr>
-      <w:r>
-        <w:rPr>
-          <w:rFonts w:hint="eastAsia"/>
-          <w:szCs w:val="28"/>
-        </w:rPr>
-        <w:t>園</w:t>
-      </w:r>
-      <w:proofErr w:type="gramStart"/>
-      <w:r>
-        <w:rPr>
-          <w:rFonts w:hint="eastAsia"/>
-          <w:szCs w:val="28"/>
-        </w:rPr>
-        <w:t>囿</w:t>
-      </w:r>
-      <w:proofErr w:type="gramEnd"/>
-      <w:r>
-        <w:rPr>
-          <w:rFonts w:hint="eastAsia"/>
-          <w:szCs w:val="28"/>
-        </w:rPr>
-        <w:t>(</w:t>
-      </w:r>
-      <w:proofErr w:type="gramStart"/>
-      <w:r>
-        <w:rPr>
-          <w:rFonts w:hint="eastAsia"/>
-          <w:color w:val="FF0000"/>
-          <w:sz w:val="16"/>
-          <w:szCs w:val="16"/>
-        </w:rPr>
-        <w:t>ㄧㄡˋ</w:t>
-      </w:r>
-      <w:proofErr w:type="gramEnd"/>
-      <w:r>
-        <w:rPr>
-          <w:rFonts w:hint="eastAsia"/>
-          <w:szCs w:val="28"/>
-        </w:rPr>
-        <w:t>)：</w:t>
-      </w:r>
-      <w:r>
-        <w:rPr>
-          <w:rFonts w:hint="eastAsia"/>
-          <w:szCs w:val="28"/>
-        </w:rPr>
-        <w:t>供人遊玩的園林。</w:t>
+        <w:spacing w:after="0" w:line="440" w:lineRule="exact"/>
+        <w:ind w:leftChars="0" w:left="284" w:right="0" w:hanging="284"/>
+        <w:jc w:val="both"/>
+        <w:rPr>
+          <w:szCs w:val="28"/>
+        </w:rPr>
+      </w:pPr>
+      <w:r>
+        <w:rPr>
+          <w:rFonts w:hint="eastAsia"/>
+          <w:szCs w:val="28"/>
+        </w:rPr>
+        <w:t>九五之尊：</w:t>
+      </w:r>
+      <w:r>
+        <w:rPr>
+          <w:szCs w:val="28"/>
+        </w:rPr>
+        <w:t>指帝王之位（源自《易經》乾卦「九五，飛龍在天」）。象徵至高無上的皇權與尊貴無比的至尊地位。</w:t>
       </w:r>
     </w:p>
     <w:p>
@@ -2050,25 +1284,82 @@
           <w:ilvl w:val="0"/>
           <w:numId w:val="3"/>
         </w:numPr>
-        <w:spacing w:after="0" w:line="420" w:lineRule="exact"/>
-        <w:ind w:leftChars="0" w:right="0"/>
-        <w:rPr>
-          <w:szCs w:val="28"/>
-        </w:rPr>
-      </w:pPr>
-      <w:r>
-        <w:rPr>
-          <w:rFonts w:hint="eastAsia"/>
-          <w:szCs w:val="28"/>
-        </w:rPr>
-        <w:t>凌駕</w:t>
-      </w:r>
-      <w:r>
-        <w:rPr>
-          <w:rFonts w:hint="eastAsia"/>
-          <w:szCs w:val="28"/>
-        </w:rPr>
-        <w:t>：超越、勝過。</w:t>
+        <w:spacing w:after="0" w:line="440" w:lineRule="exact"/>
+        <w:ind w:leftChars="0" w:left="284" w:right="0" w:hanging="284"/>
+        <w:jc w:val="both"/>
+        <w:rPr>
+          <w:szCs w:val="28"/>
+        </w:rPr>
+      </w:pPr>
+      <w:r>
+        <w:rPr>
+          <w:szCs w:val="28"/>
+        </w:rPr>
+        <w:t>酣</w:t>
+      </w:r>
+      <w:r>
+        <w:rPr>
+          <w:szCs w:val="28"/>
+        </w:rPr>
+        <w:t>(</w:t>
+      </w:r>
+      <w:r>
+        <w:rPr>
+          <w:rFonts w:hint="eastAsia"/>
+          <w:color w:val="EE0000"/>
+          <w:sz w:val="16"/>
+          <w:szCs w:val="16"/>
+        </w:rPr>
+        <w:t>ㄏㄢ</w:t>
+      </w:r>
+      <w:r>
+        <w:rPr>
+          <w:rFonts w:hint="eastAsia"/>
+          <w:szCs w:val="28"/>
+        </w:rPr>
+        <w:t>)</w:t>
+      </w:r>
+      <w:r>
+        <w:rPr>
+          <w:szCs w:val="28"/>
+        </w:rPr>
+        <w:t>暢淋漓</w:t>
+      </w:r>
+      <w:r>
+        <w:rPr>
+          <w:rFonts w:hint="eastAsia"/>
+          <w:szCs w:val="28"/>
+        </w:rPr>
+        <w:t>(</w:t>
+      </w:r>
+      <w:r>
+        <w:rPr>
+          <w:rFonts w:hint="eastAsia"/>
+          <w:color w:val="EE0000"/>
+          <w:sz w:val="16"/>
+          <w:szCs w:val="16"/>
+        </w:rPr>
+        <w:t>ㄌㄧㄣˊ ㄌ一ˊ</w:t>
+      </w:r>
+      <w:r>
+        <w:rPr>
+          <w:rFonts w:hint="eastAsia"/>
+          <w:szCs w:val="28"/>
+        </w:rPr>
+        <w:t>)</w:t>
+      </w:r>
+      <w:r>
+        <w:rPr>
+          <w:rFonts w:hint="eastAsia"/>
+          <w:szCs w:val="28"/>
+        </w:rPr>
+        <w:t>：</w:t>
+      </w:r>
+      <w:r>
+        <w:rPr>
+          <w:szCs w:val="28"/>
+        </w:rPr>
+        <w:t>形容極為暢快、充分與痛快。</w:t>
       </w:r>
     </w:p>
     <w:p>
@@ -2078,22 +1369,19 @@
           <w:ilvl w:val="0"/>
           <w:numId w:val="3"/>
         </w:numPr>
-        <w:spacing w:after="0" w:line="420" w:lineRule="exact"/>
-        <w:ind w:leftChars="0" w:right="0"/>
-        <w:rPr>
-          <w:szCs w:val="28"/>
-        </w:rPr>
-      </w:pPr>
-      <w:hyperlink r:id="rId15" w:history="1">
-        <w:r>
-          <w:rPr>
-            <w:rStyle w:val="a8"/>
-            <w:rFonts w:hint="eastAsia"/>
-            <w:szCs w:val="28"/>
-          </w:rPr>
-          <w:t>九五之尊</w:t>
-        </w:r>
-      </w:hyperlink>
+        <w:spacing w:after="0" w:line="440" w:lineRule="exact"/>
+        <w:ind w:leftChars="0" w:left="284" w:right="0" w:hanging="284"/>
+        <w:jc w:val="both"/>
+        <w:rPr>
+          <w:szCs w:val="28"/>
+        </w:rPr>
+      </w:pPr>
+      <w:r>
+        <w:rPr>
+          <w:szCs w:val="28"/>
+        </w:rPr>
+        <w:t>李煜詞「粗枝大葉」</w:t>
+      </w:r>
       <w:r>
         <w:rPr>
           <w:rFonts w:hint="eastAsia"/>
@@ -2103,10 +1391,87 @@
       </w:r>
       <w:r>
         <w:rPr>
-          <w:rFonts w:hint="eastAsia"/>
-          <w:szCs w:val="28"/>
-        </w:rPr>
-        <w:t>指帝王的尊位。</w:t>
+          <w:szCs w:val="28"/>
+        </w:rPr>
+        <w:t>把</w:t>
+      </w:r>
+      <w:r>
+        <w:rPr>
+          <w:szCs w:val="28"/>
+          <w:u w:val="single"/>
+        </w:rPr>
+        <w:t>李煜</w:t>
+      </w:r>
+      <w:r>
+        <w:rPr>
+          <w:szCs w:val="28"/>
+        </w:rPr>
+        <w:t>的詞形容為「粗枝大葉」，並不是批評他寫得粗糙或馬虎，而是一種極高的讚賞，指他的創作風格「不事雕琢、自然天成、不拘泥於細節」。</w:t>
+      </w:r>
+      <w:r>
+        <w:rPr>
+          <w:szCs w:val="28"/>
+          <w:u w:val="single"/>
+        </w:rPr>
+        <w:t>清代</w:t>
+      </w:r>
+      <w:r>
+        <w:rPr>
+          <w:szCs w:val="28"/>
+        </w:rPr>
+        <w:t>詞學家</w:t>
+      </w:r>
+      <w:r>
+        <w:rPr>
+          <w:szCs w:val="28"/>
+          <w:u w:val="single"/>
+        </w:rPr>
+        <w:t>周濟</w:t>
+      </w:r>
+      <w:r>
+        <w:rPr>
+          <w:szCs w:val="28"/>
+        </w:rPr>
+        <w:t>曾評論</w:t>
+      </w:r>
+      <w:r>
+        <w:rPr>
+          <w:szCs w:val="28"/>
+          <w:u w:val="single"/>
+        </w:rPr>
+        <w:t>李煜</w:t>
+      </w:r>
+      <w:r>
+        <w:rPr>
+          <w:szCs w:val="28"/>
+        </w:rPr>
+        <w:t>的詞像「粗服亂頭，不掩國色」。意思是</w:t>
+      </w:r>
+      <w:r>
+        <w:rPr>
+          <w:szCs w:val="28"/>
+          <w:u w:val="single"/>
+        </w:rPr>
+        <w:t>李煜</w:t>
+      </w:r>
+      <w:r>
+        <w:rPr>
+          <w:szCs w:val="28"/>
+        </w:rPr>
+        <w:t>寫詞不像傳統花間派詞人那樣刻意堆疊華麗詞藻或雕琢雕飾，而是用極其質樸、接近口語的文字，展現出渾然天成的大美。「粗枝大葉」體現了他筆力的豪放與真率。</w:t>
+      </w:r>
+      <w:r>
+        <w:rPr>
+          <w:szCs w:val="28"/>
+          <w:u w:val="single"/>
+        </w:rPr>
+        <w:t>李煜</w:t>
+      </w:r>
+      <w:r>
+        <w:rPr>
+          <w:szCs w:val="28"/>
+        </w:rPr>
+        <w:t>寫亡國之痛，不玩弄曲折隱晦的技巧，而是將內心浩瀚的悲傷直接傾瀉而出（如「問君能有幾多愁？恰似一江春水向東流」）。</w:t>
       </w:r>
     </w:p>
     <w:p>
@@ -2116,35 +1481,54 @@
           <w:ilvl w:val="0"/>
           <w:numId w:val="3"/>
         </w:numPr>
-        <w:spacing w:after="0" w:line="420" w:lineRule="exact"/>
-        <w:ind w:leftChars="0" w:right="0"/>
-        <w:rPr>
-          <w:szCs w:val="28"/>
-        </w:rPr>
-      </w:pPr>
-      <w:r>
-        <w:rPr>
-          <w:rFonts w:hint="eastAsia"/>
-          <w:bCs/>
-          <w:szCs w:val="28"/>
-        </w:rPr>
-        <w:t>一氣呵成</w:t>
-      </w:r>
-      <w:r>
-        <w:rPr>
-          <w:rFonts w:hint="eastAsia"/>
-          <w:bCs/>
+        <w:spacing w:after="0" w:line="440" w:lineRule="exact"/>
+        <w:ind w:leftChars="0" w:left="284" w:right="0" w:hanging="284"/>
+        <w:jc w:val="both"/>
+        <w:rPr>
+          <w:szCs w:val="28"/>
+        </w:rPr>
+      </w:pPr>
+      <w:r>
+        <w:rPr>
+          <w:szCs w:val="28"/>
+        </w:rPr>
+        <w:t>直抒胸臆</w:t>
+      </w:r>
+      <w:r>
+        <w:rPr>
+          <w:rFonts w:hint="eastAsia"/>
+          <w:szCs w:val="28"/>
+        </w:rPr>
+        <w:t>(</w:t>
+      </w:r>
+      <w:r>
+        <w:rPr>
+          <w:rFonts w:hint="eastAsia"/>
+          <w:color w:val="EE0000"/>
+          <w:sz w:val="16"/>
+          <w:szCs w:val="16"/>
+        </w:rPr>
+        <w:t>一ˋ</w:t>
+      </w:r>
+      <w:r>
+        <w:rPr>
+          <w:rFonts w:hint="eastAsia"/>
+          <w:szCs w:val="28"/>
+        </w:rPr>
+        <w:t>)</w:t>
+      </w:r>
+      <w:r>
+        <w:rPr>
+          <w:rFonts w:hint="eastAsia"/>
           <w:szCs w:val="28"/>
         </w:rPr>
         <w:t>：</w:t>
       </w:r>
       <w:r>
         <w:rPr>
-          <w:rFonts w:hint="eastAsia"/>
-          <w:bCs/>
-          <w:szCs w:val="28"/>
-        </w:rPr>
-        <w:t>一口氣完成。比喻文章或繪畫的氣勢流暢，首尾貫通；或工作安排緊湊、不間斷。【例】他做事總是一氣呵成，絕不拖泥帶水。</w:t>
+          <w:szCs w:val="28"/>
+        </w:rPr>
+        <w:t>直接抒發心中的思想與情感（胸臆：內心）。</w:t>
       </w:r>
     </w:p>
     <w:p>
@@ -2154,101 +1538,31 @@
           <w:ilvl w:val="0"/>
           <w:numId w:val="3"/>
         </w:numPr>
-        <w:spacing w:after="0" w:line="420" w:lineRule="exact"/>
-        <w:ind w:leftChars="0" w:right="0"/>
-        <w:rPr>
-          <w:szCs w:val="28"/>
-        </w:rPr>
-      </w:pPr>
-      <w:proofErr w:type="gramStart"/>
-      <w:r>
-        <w:rPr>
-          <w:rFonts w:hint="eastAsia"/>
-          <w:szCs w:val="28"/>
-        </w:rPr>
-        <w:t>喧闐</w:t>
-      </w:r>
-      <w:proofErr w:type="gramEnd"/>
-      <w:r>
-        <w:rPr>
-          <w:rFonts w:hint="eastAsia"/>
-          <w:szCs w:val="28"/>
-        </w:rPr>
-        <w:t>(</w:t>
-      </w:r>
-      <w:proofErr w:type="gramStart"/>
-      <w:r>
-        <w:rPr>
-          <w:rFonts w:hint="eastAsia"/>
-          <w:color w:val="FF0000"/>
-          <w:sz w:val="16"/>
-          <w:szCs w:val="16"/>
-        </w:rPr>
-        <w:t>ㄊㄧㄢˊ</w:t>
-      </w:r>
-      <w:proofErr w:type="gramEnd"/>
-      <w:r>
-        <w:rPr>
-          <w:rFonts w:hint="eastAsia"/>
-          <w:szCs w:val="28"/>
-        </w:rPr>
-        <w:t>)：</w:t>
-      </w:r>
-      <w:r>
-        <w:rPr>
-          <w:rFonts w:hint="eastAsia"/>
-          <w:szCs w:val="28"/>
-        </w:rPr>
-        <w:t>形容聲音大得震天。</w:t>
-      </w:r>
-    </w:p>
-    <w:p>
-      <w:pPr>
-        <w:pStyle w:val="aa"/>
-        <w:spacing w:after="0" w:line="420" w:lineRule="exact"/>
-        <w:ind w:leftChars="0" w:right="0" w:firstLine="0"/>
-        <w:rPr>
-          <w:szCs w:val="28"/>
-        </w:rPr>
-      </w:pPr>
-      <w:r>
-        <w:rPr>
-          <w:rFonts w:hint="eastAsia"/>
-          <w:szCs w:val="28"/>
-        </w:rPr>
-        <w:t>【例】這家店為了慶祝開幕，</w:t>
-      </w:r>
-      <w:proofErr w:type="gramStart"/>
-      <w:r>
-        <w:rPr>
-          <w:rFonts w:hint="eastAsia"/>
-          <w:szCs w:val="28"/>
-        </w:rPr>
-        <w:t>請來獅隊</w:t>
-      </w:r>
-      <w:proofErr w:type="gramEnd"/>
-      <w:r>
-        <w:rPr>
-          <w:rFonts w:hint="eastAsia"/>
-          <w:szCs w:val="28"/>
-        </w:rPr>
-        <w:t>助陣，現場鼓樂</w:t>
-      </w:r>
-      <w:proofErr w:type="gramStart"/>
-      <w:r>
-        <w:rPr>
-          <w:rFonts w:hint="eastAsia"/>
-          <w:szCs w:val="28"/>
-        </w:rPr>
-        <w:t>喧闐</w:t>
-      </w:r>
-      <w:proofErr w:type="gramEnd"/>
-      <w:r>
-        <w:rPr>
-          <w:rFonts w:hint="eastAsia"/>
-          <w:szCs w:val="28"/>
-        </w:rPr>
-        <w:t>，熱鬧非凡。</w:t>
+        <w:spacing w:after="0" w:line="440" w:lineRule="exact"/>
+        <w:ind w:leftChars="0" w:left="284" w:right="0" w:hanging="284"/>
+        <w:jc w:val="both"/>
+        <w:rPr>
+          <w:szCs w:val="28"/>
+        </w:rPr>
+      </w:pPr>
+      <w:r>
+        <w:rPr>
+          <w:szCs w:val="28"/>
+        </w:rPr>
+        <w:t>刻骨銘心</w:t>
+      </w:r>
+      <w:r>
+        <w:rPr>
+          <w:rFonts w:hint="eastAsia"/>
+          <w:szCs w:val="28"/>
+        </w:rPr>
+        <w:t>：</w:t>
+      </w:r>
+      <w:r>
+        <w:rPr>
+          <w:szCs w:val="28"/>
+        </w:rPr>
+        <w:t>形容感受極為深刻，如同刻在骨頭、銘刻在心上一樣。</w:t>
       </w:r>
     </w:p>
     <w:p>
@@ -2258,18 +1572,18 @@
           <w:ilvl w:val="0"/>
           <w:numId w:val="3"/>
         </w:numPr>
-        <w:spacing w:after="0" w:line="420" w:lineRule="exact"/>
-        <w:ind w:leftChars="0" w:right="0"/>
-        <w:rPr>
-          <w:szCs w:val="28"/>
-        </w:rPr>
-      </w:pPr>
-      <w:r>
-        <w:rPr>
-          <w:rFonts w:hint="eastAsia"/>
-          <w:szCs w:val="28"/>
-        </w:rPr>
-        <w:t>興</w:t>
+        <w:spacing w:after="0" w:line="440" w:lineRule="exact"/>
+        <w:ind w:leftChars="0" w:left="284" w:right="0" w:hanging="284"/>
+        <w:jc w:val="both"/>
+        <w:rPr>
+          <w:szCs w:val="28"/>
+        </w:rPr>
+      </w:pPr>
+      <w:r>
+        <w:rPr>
+          <w:szCs w:val="28"/>
+        </w:rPr>
+        <w:t>宗廟社稷</w:t>
       </w:r>
       <w:r>
         <w:rPr>
@@ -2278,17 +1592,15 @@
         </w:rPr>
         <w:t>(</w:t>
       </w:r>
-      <w:proofErr w:type="gramStart"/>
-      <w:r>
-        <w:rPr>
-          <w:rFonts w:hint="eastAsia"/>
-          <w:color w:val="FF0000"/>
+      <w:r>
+        <w:rPr>
+          <w:rFonts w:hint="eastAsia"/>
+          <w:color w:val="EE0000"/>
           <w:sz w:val="16"/>
           <w:szCs w:val="16"/>
         </w:rPr>
-        <w:t>ㄒㄧㄥˋ</w:t>
-      </w:r>
-      <w:proofErr w:type="gramEnd"/>
+        <w:t>ㄐㄧˋ</w:t>
+      </w:r>
       <w:r>
         <w:rPr>
           <w:rFonts w:hint="eastAsia"/>
@@ -2301,86 +1613,13 @@
           <w:rFonts w:hint="eastAsia"/>
           <w:szCs w:val="28"/>
         </w:rPr>
-        <w:t>會</w:t>
-      </w:r>
-      <w:r>
-        <w:rPr>
-          <w:rFonts w:hint="eastAsia"/>
-          <w:szCs w:val="28"/>
-        </w:rPr>
         <w:t>：</w:t>
       </w:r>
       <w:r>
         <w:rPr>
-          <w:rFonts w:hint="eastAsia"/>
-          <w:szCs w:val="28"/>
-        </w:rPr>
-        <w:t>興味</w:t>
-      </w:r>
-      <w:proofErr w:type="gramStart"/>
-      <w:r>
-        <w:rPr>
-          <w:rFonts w:hint="eastAsia"/>
-          <w:szCs w:val="28"/>
-        </w:rPr>
-        <w:t>或情致引發</w:t>
-      </w:r>
-      <w:proofErr w:type="gramEnd"/>
-      <w:r>
-        <w:rPr>
-          <w:rFonts w:hint="eastAsia"/>
-          <w:szCs w:val="28"/>
-        </w:rPr>
-        <w:t>之時。</w:t>
-      </w:r>
-      <w:r>
-        <w:rPr>
-          <w:rFonts w:hint="eastAsia"/>
-          <w:szCs w:val="28"/>
-        </w:rPr>
-        <w:t>與「</w:t>
-      </w:r>
-      <w:r>
-        <w:rPr>
-          <w:rFonts w:hint="eastAsia"/>
-          <w:szCs w:val="28"/>
-        </w:rPr>
-        <w:t>興致</w:t>
-      </w:r>
-      <w:r>
-        <w:rPr>
-          <w:rFonts w:hint="eastAsia"/>
-          <w:szCs w:val="28"/>
-        </w:rPr>
-        <w:t>」</w:t>
-      </w:r>
-      <w:r>
-        <w:rPr>
-          <w:rFonts w:hint="eastAsia"/>
-          <w:szCs w:val="28"/>
-        </w:rPr>
-        <w:t>、</w:t>
-      </w:r>
-      <w:r>
-        <w:rPr>
-          <w:rFonts w:hint="eastAsia"/>
-          <w:szCs w:val="28"/>
-        </w:rPr>
-        <w:t>「</w:t>
-      </w:r>
-      <w:r>
-        <w:rPr>
-          <w:rFonts w:hint="eastAsia"/>
-          <w:szCs w:val="28"/>
-        </w:rPr>
-        <w:t>興味</w:t>
-      </w:r>
-      <w:r>
-        <w:rPr>
-          <w:rFonts w:hint="eastAsia"/>
-          <w:szCs w:val="28"/>
-        </w:rPr>
-        <w:t>」意思相同。</w:t>
+          <w:szCs w:val="28"/>
+        </w:rPr>
+        <w:t>帝王祭祀祖先的地方（宗廟）與土地神、穀神（社稷）。在古代文學中是「國家」與「政權」的代稱與象徵。</w:t>
       </w:r>
     </w:p>
     <w:p>
@@ -2390,27 +1629,54 @@
           <w:ilvl w:val="0"/>
           <w:numId w:val="3"/>
         </w:numPr>
-        <w:spacing w:after="0" w:line="420" w:lineRule="exact"/>
-        <w:ind w:leftChars="0" w:right="0"/>
-        <w:rPr>
-          <w:szCs w:val="28"/>
-        </w:rPr>
-      </w:pPr>
-      <w:proofErr w:type="gramStart"/>
-      <w:r>
-        <w:rPr>
-          <w:rFonts w:hint="eastAsia"/>
-          <w:szCs w:val="28"/>
-        </w:rPr>
-        <w:t>情味</w:t>
-      </w:r>
-      <w:proofErr w:type="gramEnd"/>
-      <w:r>
-        <w:rPr>
-          <w:rFonts w:hint="eastAsia"/>
-          <w:szCs w:val="28"/>
-        </w:rPr>
-        <w:t>：情趣、意味。</w:t>
+        <w:spacing w:after="0" w:line="440" w:lineRule="exact"/>
+        <w:ind w:leftChars="0" w:left="284" w:right="0" w:hanging="284"/>
+        <w:jc w:val="both"/>
+        <w:rPr>
+          <w:szCs w:val="28"/>
+        </w:rPr>
+      </w:pPr>
+      <w:r>
+        <w:rPr>
+          <w:szCs w:val="28"/>
+        </w:rPr>
+        <w:t>熙攘</w:t>
+      </w:r>
+      <w:r>
+        <w:rPr>
+          <w:rFonts w:hint="eastAsia"/>
+          <w:szCs w:val="28"/>
+        </w:rPr>
+        <w:t>(</w:t>
+      </w:r>
+      <w:r>
+        <w:rPr>
+          <w:rFonts w:hint="eastAsia"/>
+          <w:color w:val="EE0000"/>
+          <w:sz w:val="16"/>
+          <w:szCs w:val="16"/>
+        </w:rPr>
+        <w:t>ㄒㄧ ㄖㄤˇ</w:t>
+      </w:r>
+      <w:r>
+        <w:rPr>
+          <w:rFonts w:hint="eastAsia"/>
+          <w:szCs w:val="28"/>
+        </w:rPr>
+        <w:t>)</w:t>
+      </w:r>
+      <w:r>
+        <w:rPr>
+          <w:rFonts w:hint="eastAsia"/>
+          <w:szCs w:val="28"/>
+        </w:rPr>
+        <w:t>：</w:t>
+      </w:r>
+      <w:r>
+        <w:rPr>
+          <w:szCs w:val="28"/>
+        </w:rPr>
+        <w:t>熱鬧忙碌、人來人往的樣子。</w:t>
       </w:r>
     </w:p>
     <w:p>
@@ -2420,25 +1686,60 @@
           <w:ilvl w:val="0"/>
           <w:numId w:val="3"/>
         </w:numPr>
-        <w:spacing w:after="0" w:line="420" w:lineRule="exact"/>
-        <w:ind w:leftChars="0" w:right="0"/>
-        <w:rPr>
-          <w:szCs w:val="28"/>
-        </w:rPr>
-      </w:pPr>
-      <w:r>
-        <w:rPr>
-          <w:rFonts w:hint="eastAsia"/>
-          <w:szCs w:val="28"/>
-        </w:rPr>
-        <w:t>勾連</w:t>
-      </w:r>
-      <w:r>
-        <w:rPr>
-          <w:rFonts w:hint="eastAsia"/>
-          <w:szCs w:val="28"/>
-        </w:rPr>
-        <w:t>：牽連。</w:t>
+        <w:spacing w:after="0" w:line="440" w:lineRule="exact"/>
+        <w:ind w:leftChars="0" w:left="284" w:right="0" w:hanging="284"/>
+        <w:jc w:val="both"/>
+        <w:rPr>
+          <w:szCs w:val="28"/>
+        </w:rPr>
+      </w:pPr>
+      <w:r>
+        <w:rPr>
+          <w:szCs w:val="28"/>
+        </w:rPr>
+        <w:t>凝練</w:t>
+      </w:r>
+      <w:r>
+        <w:rPr>
+          <w:rFonts w:hint="eastAsia"/>
+          <w:szCs w:val="28"/>
+        </w:rPr>
+        <w:t>：</w:t>
+      </w:r>
+      <w:r>
+        <w:rPr>
+          <w:szCs w:val="28"/>
+        </w:rPr>
+        <w:t>文字精煉、簡緊而無贅</w:t>
+      </w:r>
+      <w:r>
+        <w:rPr>
+          <w:rFonts w:hint="eastAsia"/>
+          <w:szCs w:val="28"/>
+        </w:rPr>
+        <w:t>(</w:t>
+      </w:r>
+      <w:r>
+        <w:rPr>
+          <w:rFonts w:hint="eastAsia"/>
+          <w:color w:val="EE0000"/>
+          <w:sz w:val="16"/>
+          <w:szCs w:val="16"/>
+        </w:rPr>
+        <w:t>ㄓㄨㄟˋ</w:t>
+      </w:r>
+      <w:r>
+        <w:rPr>
+          <w:rFonts w:hint="eastAsia"/>
+          <w:szCs w:val="28"/>
+        </w:rPr>
+        <w:t>)</w:t>
+      </w:r>
+      <w:r>
+        <w:rPr>
+          <w:szCs w:val="28"/>
+        </w:rPr>
+        <w:t>字。形容語言高度提煉，能用極少的字數表現出極其豐富的意涵。</w:t>
       </w:r>
     </w:p>
     <w:p>
@@ -2448,27 +1749,19 @@
           <w:ilvl w:val="0"/>
           <w:numId w:val="3"/>
         </w:numPr>
-        <w:spacing w:after="0" w:line="420" w:lineRule="exact"/>
-        <w:ind w:leftChars="0" w:right="0"/>
-        <w:rPr>
-          <w:szCs w:val="28"/>
-        </w:rPr>
-      </w:pPr>
-      <w:proofErr w:type="gramStart"/>
-      <w:r>
-        <w:rPr>
-          <w:rFonts w:hint="eastAsia"/>
-          <w:szCs w:val="28"/>
-        </w:rPr>
-        <w:t>穠</w:t>
-      </w:r>
-      <w:proofErr w:type="gramEnd"/>
-      <w:r>
-        <w:rPr>
-          <w:rFonts w:hint="eastAsia"/>
-          <w:szCs w:val="28"/>
-        </w:rPr>
-        <w:t>麗</w:t>
+        <w:spacing w:after="0" w:line="440" w:lineRule="exact"/>
+        <w:ind w:leftChars="0" w:left="284" w:right="0" w:hanging="426"/>
+        <w:jc w:val="both"/>
+        <w:rPr>
+          <w:rFonts w:hint="eastAsia"/>
+          <w:szCs w:val="28"/>
+        </w:rPr>
+      </w:pPr>
+      <w:r>
+        <w:rPr>
+          <w:szCs w:val="28"/>
+        </w:rPr>
+        <w:t>藝術概括力與感染力</w:t>
       </w:r>
       <w:r>
         <w:rPr>
@@ -2479,183 +1772,15 @@
       </w:r>
       <w:r>
         <w:rPr>
-          <w:rFonts w:hint="eastAsia"/>
-          <w:szCs w:val="28"/>
-        </w:rPr>
-        <w:t>形容花的鮮豔</w:t>
-      </w:r>
-      <w:proofErr w:type="gramStart"/>
-      <w:r>
-        <w:rPr>
-          <w:rFonts w:hint="eastAsia"/>
-          <w:szCs w:val="28"/>
-        </w:rPr>
-        <w:t>盛麗。</w:t>
-      </w:r>
-      <w:proofErr w:type="gramEnd"/>
-      <w:r>
-        <w:rPr>
-          <w:rFonts w:hint="eastAsia"/>
-          <w:szCs w:val="28"/>
-        </w:rPr>
-        <w:t>亦比喻女子的美麗。</w:t>
-      </w:r>
-    </w:p>
-    <w:p>
-      <w:pPr>
-        <w:pStyle w:val="aa"/>
-        <w:numPr>
-          <w:ilvl w:val="0"/>
-          <w:numId w:val="3"/>
-        </w:numPr>
-        <w:spacing w:after="0" w:line="420" w:lineRule="exact"/>
-        <w:ind w:leftChars="0" w:right="0"/>
-        <w:rPr>
-          <w:szCs w:val="28"/>
-        </w:rPr>
-      </w:pPr>
-      <w:r>
-        <w:rPr>
-          <w:rFonts w:hint="eastAsia"/>
-          <w:szCs w:val="28"/>
-        </w:rPr>
-        <w:t>反托</w:t>
-      </w:r>
-      <w:r>
-        <w:rPr>
-          <w:rFonts w:hint="eastAsia"/>
-          <w:szCs w:val="28"/>
-        </w:rPr>
-        <w:t>：</w:t>
-      </w:r>
-      <w:proofErr w:type="gramStart"/>
-      <w:r>
-        <w:rPr>
-          <w:rFonts w:hint="eastAsia"/>
-          <w:szCs w:val="28"/>
-        </w:rPr>
-        <w:t>反向(</w:t>
-      </w:r>
-      <w:proofErr w:type="gramEnd"/>
-      <w:r>
-        <w:rPr>
-          <w:rFonts w:hint="eastAsia"/>
-          <w:szCs w:val="28"/>
-        </w:rPr>
-        <w:t>從另一角度)襯托。</w:t>
-      </w:r>
-    </w:p>
-    <w:p>
-      <w:pPr>
-        <w:pStyle w:val="aa"/>
-        <w:numPr>
-          <w:ilvl w:val="0"/>
-          <w:numId w:val="3"/>
-        </w:numPr>
-        <w:spacing w:after="0" w:line="420" w:lineRule="exact"/>
-        <w:ind w:leftChars="0" w:right="0"/>
-        <w:rPr>
-          <w:szCs w:val="28"/>
-        </w:rPr>
-      </w:pPr>
-      <w:r>
-        <w:rPr>
-          <w:rFonts w:hint="eastAsia"/>
-          <w:szCs w:val="28"/>
-        </w:rPr>
-        <w:t>淋漓</w:t>
-      </w:r>
-      <w:r>
-        <w:rPr>
-          <w:rFonts w:hint="eastAsia"/>
-          <w:szCs w:val="28"/>
-        </w:rPr>
-        <w:t>(</w:t>
-      </w:r>
-      <w:proofErr w:type="gramStart"/>
-      <w:r>
-        <w:rPr>
-          <w:rFonts w:hint="eastAsia"/>
-          <w:color w:val="FF0000"/>
-          <w:sz w:val="16"/>
-          <w:szCs w:val="16"/>
-        </w:rPr>
-        <w:t>ㄌㄧㄣˊ</w:t>
-      </w:r>
-      <w:proofErr w:type="gramEnd"/>
-      <w:r>
-        <w:rPr>
-          <w:rFonts w:hint="eastAsia"/>
-          <w:color w:val="FF0000"/>
-          <w:sz w:val="16"/>
-          <w:szCs w:val="16"/>
-        </w:rPr>
-        <w:t xml:space="preserve"> </w:t>
-      </w:r>
-      <w:proofErr w:type="gramStart"/>
-      <w:r>
-        <w:rPr>
-          <w:rFonts w:hint="eastAsia"/>
-          <w:color w:val="FF0000"/>
-          <w:sz w:val="16"/>
-          <w:szCs w:val="16"/>
-        </w:rPr>
-        <w:t>ㄌㄧˊ</w:t>
-      </w:r>
-      <w:proofErr w:type="gramEnd"/>
-      <w:r>
-        <w:rPr>
-          <w:rFonts w:hint="eastAsia"/>
-          <w:szCs w:val="28"/>
-        </w:rPr>
-        <w:t>)</w:t>
-      </w:r>
-    </w:p>
-    <w:p>
-      <w:pPr>
-        <w:pStyle w:val="aa"/>
-        <w:numPr>
-          <w:ilvl w:val="0"/>
-          <w:numId w:val="4"/>
-        </w:numPr>
-        <w:spacing w:after="0" w:line="420" w:lineRule="exact"/>
-        <w:ind w:leftChars="0" w:right="0"/>
-        <w:rPr>
-          <w:szCs w:val="28"/>
-        </w:rPr>
-      </w:pPr>
-      <w:r>
-        <w:rPr>
-          <w:rFonts w:hint="eastAsia"/>
-          <w:szCs w:val="28"/>
-        </w:rPr>
-        <w:t>溼透的樣子。【例】大雨淋漓</w:t>
-      </w:r>
-    </w:p>
-    <w:p>
-      <w:pPr>
-        <w:pStyle w:val="aa"/>
-        <w:numPr>
-          <w:ilvl w:val="0"/>
-          <w:numId w:val="4"/>
-        </w:numPr>
-        <w:spacing w:after="0" w:line="420" w:lineRule="exact"/>
-        <w:ind w:leftChars="0" w:right="0"/>
-        <w:rPr>
-          <w:szCs w:val="28"/>
-        </w:rPr>
-      </w:pPr>
-      <w:r>
-        <w:rPr>
-          <w:rFonts w:hint="eastAsia"/>
-          <w:szCs w:val="28"/>
-        </w:rPr>
-        <w:t>形容氣勢充沛酣暢。【例】淋漓盡致</w:t>
+          <w:szCs w:val="28"/>
+        </w:rPr>
+        <w:t>創作者能抓住事物的特色，用簡潔而有藝術性的方式表現，並且讓觀賞者產生情感共鳴。</w:t>
       </w:r>
     </w:p>
     <w:sectPr>
+      <w:footerReference w:type="default" r:id="rId9"/>
       <w:pgSz w:w="11906" w:h="16838"/>
-      <w:pgMar w:top="567" w:right="567" w:bottom="567" w:left="567" w:header="0" w:footer="0" w:gutter="0"/>
+      <w:pgMar w:top="567" w:right="851" w:bottom="567" w:left="851" w:header="0" w:footer="0" w:gutter="0"/>
       <w:cols w:space="720"/>
       <w:docGrid w:linePitch="381"/>
     </w:sectPr>
@@ -2664,7 +1789,7 @@
 </file>
 
 <file path=word/endnotes.xml><?xml version="1.0" encoding="utf-8"?>
-<w:endnotes xmlns:wpc="http://schemas.microsoft.com/office/word/2010/wordprocessingCanvas" xmlns:cx="http://schemas.microsoft.com/office/drawing/2014/chartex" xmlns:cx1="http://schemas.microsoft.com/office/drawing/2015/9/8/chartex" xmlns:cx2="http://schemas.microsoft.com/office/drawing/2015/10/21/chartex" xmlns:cx3="http://schemas.microsoft.com/office/drawing/2016/5/9/chartex" xmlns:cx4="http://schemas.microsoft.com/office/drawing/2016/5/10/chartex" xmlns:cx5="http://schemas.microsoft.com/office/drawing/2016/5/11/chartex" xmlns:cx6="http://schemas.microsoft.com/office/drawing/2016/5/12/chartex" xmlns:cx7="http://schemas.microsoft.com/office/drawing/2016/5/13/chartex" xmlns:cx8="http://schemas.microsoft.com/office/drawing/2016/5/14/chartex" xmlns:mc="http://schemas.openxmlformats.org/markup-compatibility/2006" xmlns:aink="http://schemas.microsoft.com/office/drawing/2016/ink" xmlns:am3d="http://schemas.microsoft.com/office/drawing/2017/model3d" xmlns:o="urn:schemas-microsoft-com:office:office" xmlns:oel="http://schemas.microsoft.com/office/2019/extlst" xmlns:r="http://schemas.openxmlformats.org/officeDocument/2006/relationships" xmlns:m="http://schemas.openxmlformats.org/officeDocument/2006/math" xmlns:v="urn:schemas-microsoft-com:vml" xmlns:wp14="http://schemas.microsoft.com/office/word/2010/wordprocessingDrawing" xmlns:wp="http://schemas.openxmlformats.org/drawingml/2006/wordprocessingDrawing" xmlns:w10="urn:schemas-microsoft-com:office:word" xmlns:w="http://schemas.openxmlformats.org/wordprocessingml/2006/main" xmlns:w14="http://schemas.microsoft.com/office/word/2010/wordml" xmlns:w15="http://schemas.microsoft.com/office/word/2012/wordml" xmlns:w16cex="http://schemas.microsoft.com/office/word/2018/wordml/cex" xmlns:w16cid="http://schemas.microsoft.com/office/word/2016/wordml/cid" xmlns:w16="http://schemas.microsoft.com/office/word/2018/wordml" xmlns:w16du="http://schemas.microsoft.com/office/word/2023/wordml/word16du" xmlns:w16sdtdh="http://schemas.microsoft.com/office/word/2020/wordml/sdtdatahash" xmlns:w16se="http://schemas.microsoft.com/office/word/2015/wordml/symex" xmlns:wpg="http://schemas.microsoft.com/office/word/2010/wordprocessingGroup" xmlns:wpi="http://schemas.microsoft.com/office/word/2010/wordprocessingInk" xmlns:wne="http://schemas.microsoft.com/office/word/2006/wordml" xmlns:wps="http://schemas.microsoft.com/office/word/2010/wordprocessingShape" mc:Ignorable="w14 w15 w16se w16cid w16 w16cex w16sdtdh wp14">
+<w:endnotes xmlns:wpc="http://schemas.microsoft.com/office/word/2010/wordprocessingCanvas" xmlns:cx="http://schemas.microsoft.com/office/drawing/2014/chartex" xmlns:cx1="http://schemas.microsoft.com/office/drawing/2015/9/8/chartex" xmlns:cx2="http://schemas.microsoft.com/office/drawing/2015/10/21/chartex" xmlns:cx3="http://schemas.microsoft.com/office/drawing/2016/5/9/chartex" xmlns:cx4="http://schemas.microsoft.com/office/drawing/2016/5/10/chartex" xmlns:cx5="http://schemas.microsoft.com/office/drawing/2016/5/11/chartex" xmlns:cx6="http://schemas.microsoft.com/office/drawing/2016/5/12/chartex" xmlns:cx7="http://schemas.microsoft.com/office/drawing/2016/5/13/chartex" xmlns:cx8="http://schemas.microsoft.com/office/drawing/2016/5/14/chartex" xmlns:mc="http://schemas.openxmlformats.org/markup-compatibility/2006" xmlns:aink="http://schemas.microsoft.com/office/drawing/2016/ink" xmlns:am3d="http://schemas.microsoft.com/office/drawing/2017/model3d" xmlns:o="urn:schemas-microsoft-com:office:office" xmlns:oel="http://schemas.microsoft.com/office/2019/extlst" xmlns:r="http://schemas.openxmlformats.org/officeDocument/2006/relationships" xmlns:m="http://schemas.openxmlformats.org/officeDocument/2006/math" xmlns:v="urn:schemas-microsoft-com:vml" xmlns:wp14="http://schemas.microsoft.com/office/word/2010/wordprocessingDrawing" xmlns:wp="http://schemas.openxmlformats.org/drawingml/2006/wordprocessingDrawing" xmlns:w10="urn:schemas-microsoft-com:office:word" xmlns:w="http://schemas.openxmlformats.org/wordprocessingml/2006/main" xmlns:w14="http://schemas.microsoft.com/office/word/2010/wordml" xmlns:w15="http://schemas.microsoft.com/office/word/2012/wordml" xmlns:w16cex="http://schemas.microsoft.com/office/word/2018/wordml/cex" xmlns:w16cid="http://schemas.microsoft.com/office/word/2016/wordml/cid" xmlns:w16="http://schemas.microsoft.com/office/word/2018/wordml" xmlns:w16du="http://schemas.microsoft.com/office/word/2023/wordml/word16du" xmlns:w16sdtdh="http://schemas.microsoft.com/office/word/2020/wordml/sdtdatahash" xmlns:w16sdtfl="http://schemas.microsoft.com/office/word/2024/wordml/sdtformatlock" xmlns:w16se="http://schemas.microsoft.com/office/word/2015/wordml/symex" xmlns:wpg="http://schemas.microsoft.com/office/word/2010/wordprocessingGroup" xmlns:wpi="http://schemas.microsoft.com/office/word/2010/wordprocessingInk" xmlns:wne="http://schemas.microsoft.com/office/word/2006/wordml" xmlns:wps="http://schemas.microsoft.com/office/word/2010/wordprocessingShape" mc:Ignorable="w14 w15 w16se w16cid w16 w16cex w16sdtdh w16sdtfl w16du wp14">
   <w:endnote w:type="separator" w:id="-1">
     <w:p>
       <w:pPr>
@@ -2689,7 +1814,7 @@
 </file>
 
 <file path=word/footer1.xml><?xml version="1.0" encoding="utf-8"?>
-<w:ftr xmlns:wpc="http://schemas.microsoft.com/office/word/2010/wordprocessingCanvas" xmlns:cx="http://schemas.microsoft.com/office/drawing/2014/chartex" xmlns:cx1="http://schemas.microsoft.com/office/drawing/2015/9/8/chartex" xmlns:cx2="http://schemas.microsoft.com/office/drawing/2015/10/21/chartex" xmlns:cx3="http://schemas.microsoft.com/office/drawing/2016/5/9/chartex" xmlns:cx4="http://schemas.microsoft.com/office/drawing/2016/5/10/chartex" xmlns:cx5="http://schemas.microsoft.com/office/drawing/2016/5/11/chartex" xmlns:cx6="http://schemas.microsoft.com/office/drawing/2016/5/12/chartex" xmlns:cx7="http://schemas.microsoft.com/office/drawing/2016/5/13/chartex" xmlns:cx8="http://schemas.microsoft.com/office/drawing/2016/5/14/chartex" xmlns:mc="http://schemas.openxmlformats.org/markup-compatibility/2006" xmlns:aink="http://schemas.microsoft.com/office/drawing/2016/ink" xmlns:am3d="http://schemas.microsoft.com/office/drawing/2017/model3d" xmlns:o="urn:schemas-microsoft-com:office:office" xmlns:oel="http://schemas.microsoft.com/office/2019/extlst" xmlns:r="http://schemas.openxmlformats.org/officeDocument/2006/relationships" xmlns:m="http://schemas.openxmlformats.org/officeDocument/2006/math" xmlns:v="urn:schemas-microsoft-com:vml" xmlns:wp14="http://schemas.microsoft.com/office/word/2010/wordprocessingDrawing" xmlns:wp="http://schemas.openxmlformats.org/drawingml/2006/wordprocessingDrawing" xmlns:w10="urn:schemas-microsoft-com:office:word" xmlns:w="http://schemas.openxmlformats.org/wordprocessingml/2006/main" xmlns:w14="http://schemas.microsoft.com/office/word/2010/wordml" xmlns:w15="http://schemas.microsoft.com/office/word/2012/wordml" xmlns:w16cex="http://schemas.microsoft.com/office/word/2018/wordml/cex" xmlns:w16cid="http://schemas.microsoft.com/office/word/2016/wordml/cid" xmlns:w16="http://schemas.microsoft.com/office/word/2018/wordml" xmlns:w16du="http://schemas.microsoft.com/office/word/2023/wordml/word16du" xmlns:w16sdtdh="http://schemas.microsoft.com/office/word/2020/wordml/sdtdatahash" xmlns:w16se="http://schemas.microsoft.com/office/word/2015/wordml/symex" xmlns:wpg="http://schemas.microsoft.com/office/word/2010/wordprocessingGroup" xmlns:wpi="http://schemas.microsoft.com/office/word/2010/wordprocessingInk" xmlns:wne="http://schemas.microsoft.com/office/word/2006/wordml" xmlns:wps="http://schemas.microsoft.com/office/word/2010/wordprocessingShape" mc:Ignorable="w14 w15 w16se w16cid w16 w16cex w16sdtdh wp14">
+<w:ftr xmlns:wpc="http://schemas.microsoft.com/office/word/2010/wordprocessingCanvas" xmlns:cx="http://schemas.microsoft.com/office/drawing/2014/chartex" xmlns:cx1="http://schemas.microsoft.com/office/drawing/2015/9/8/chartex" xmlns:cx2="http://schemas.microsoft.com/office/drawing/2015/10/21/chartex" xmlns:cx3="http://schemas.microsoft.com/office/drawing/2016/5/9/chartex" xmlns:cx4="http://schemas.microsoft.com/office/drawing/2016/5/10/chartex" xmlns:cx5="http://schemas.microsoft.com/office/drawing/2016/5/11/chartex" xmlns:cx6="http://schemas.microsoft.com/office/drawing/2016/5/12/chartex" xmlns:cx7="http://schemas.microsoft.com/office/drawing/2016/5/13/chartex" xmlns:cx8="http://schemas.microsoft.com/office/drawing/2016/5/14/chartex" xmlns:mc="http://schemas.openxmlformats.org/markup-compatibility/2006" xmlns:aink="http://schemas.microsoft.com/office/drawing/2016/ink" xmlns:am3d="http://schemas.microsoft.com/office/drawing/2017/model3d" xmlns:o="urn:schemas-microsoft-com:office:office" xmlns:oel="http://schemas.microsoft.com/office/2019/extlst" xmlns:r="http://schemas.openxmlformats.org/officeDocument/2006/relationships" xmlns:m="http://schemas.openxmlformats.org/officeDocument/2006/math" xmlns:v="urn:schemas-microsoft-com:vml" xmlns:wp14="http://schemas.microsoft.com/office/word/2010/wordprocessingDrawing" xmlns:wp="http://schemas.openxmlformats.org/drawingml/2006/wordprocessingDrawing" xmlns:w10="urn:schemas-microsoft-com:office:word" xmlns:w="http://schemas.openxmlformats.org/wordprocessingml/2006/main" xmlns:w14="http://schemas.microsoft.com/office/word/2010/wordml" xmlns:w15="http://schemas.microsoft.com/office/word/2012/wordml" xmlns:w16cex="http://schemas.microsoft.com/office/word/2018/wordml/cex" xmlns:w16cid="http://schemas.microsoft.com/office/word/2016/wordml/cid" xmlns:w16="http://schemas.microsoft.com/office/word/2018/wordml" xmlns:w16du="http://schemas.microsoft.com/office/word/2023/wordml/word16du" xmlns:w16sdtdh="http://schemas.microsoft.com/office/word/2020/wordml/sdtdatahash" xmlns:w16sdtfl="http://schemas.microsoft.com/office/word/2024/wordml/sdtformatlock" xmlns:w16se="http://schemas.microsoft.com/office/word/2015/wordml/symex" xmlns:wpg="http://schemas.microsoft.com/office/word/2010/wordprocessingGroup" xmlns:wpi="http://schemas.microsoft.com/office/word/2010/wordprocessingInk" xmlns:wne="http://schemas.microsoft.com/office/word/2006/wordml" xmlns:wps="http://schemas.microsoft.com/office/word/2010/wordprocessingShape" mc:Ignorable="w14 w15 w16se w16cid w16 w16cex w16sdtdh w16sdtfl w16du wp14">
   <w:sdt>
     <w:sdtPr>
       <w:id w:val="1495451635"/>
@@ -2702,6 +1827,7 @@
       <w:p>
         <w:pPr>
           <w:pStyle w:val="a6"/>
+          <w:ind w:right="-2"/>
           <w:jc w:val="right"/>
         </w:pPr>
         <w:r>
@@ -2740,7 +1866,7 @@
 </file>
 
 <file path=word/footnotes.xml><?xml version="1.0" encoding="utf-8"?>
-<w:footnotes xmlns:wpc="http://schemas.microsoft.com/office/word/2010/wordprocessingCanvas" xmlns:cx="http://schemas.microsoft.com/office/drawing/2014/chartex" xmlns:cx1="http://schemas.microsoft.com/office/drawing/2015/9/8/chartex" xmlns:cx2="http://schemas.microsoft.com/office/drawing/2015/10/21/chartex" xmlns:cx3="http://schemas.microsoft.com/office/drawing/2016/5/9/chartex" xmlns:cx4="http://schemas.microsoft.com/office/drawing/2016/5/10/chartex" xmlns:cx5="http://schemas.microsoft.com/office/drawing/2016/5/11/chartex" xmlns:cx6="http://schemas.microsoft.com/office/drawing/2016/5/12/chartex" xmlns:cx7="http://schemas.microsoft.com/office/drawing/2016/5/13/chartex" xmlns:cx8="http://schemas.microsoft.com/office/drawing/2016/5/14/chartex" xmlns:mc="http://schemas.openxmlformats.org/markup-compatibility/2006" xmlns:aink="http://schemas.microsoft.com/office/drawing/2016/ink" xmlns:am3d="http://schemas.microsoft.com/office/drawing/2017/model3d" xmlns:o="urn:schemas-microsoft-com:office:office" xmlns:oel="http://schemas.microsoft.com/office/2019/extlst" xmlns:r="http://schemas.openxmlformats.org/officeDocument/2006/relationships" xmlns:m="http://schemas.openxmlformats.org/officeDocument/2006/math" xmlns:v="urn:schemas-microsoft-com:vml" xmlns:wp14="http://schemas.microsoft.com/office/word/2010/wordprocessingDrawing" xmlns:wp="http://schemas.openxmlformats.org/drawingml/2006/wordprocessingDrawing" xmlns:w10="urn:schemas-microsoft-com:office:word" xmlns:w="http://schemas.openxmlformats.org/wordprocessingml/2006/main" xmlns:w14="http://schemas.microsoft.com/office/word/2010/wordml" xmlns:w15="http://schemas.microsoft.com/office/word/2012/wordml" xmlns:w16cex="http://schemas.microsoft.com/office/word/2018/wordml/cex" xmlns:w16cid="http://schemas.microsoft.com/office/word/2016/wordml/cid" xmlns:w16="http://schemas.microsoft.com/office/word/2018/wordml" xmlns:w16du="http://schemas.microsoft.com/office/word/2023/wordml/word16du" xmlns:w16sdtdh="http://schemas.microsoft.com/office/word/2020/wordml/sdtdatahash" xmlns:w16se="http://schemas.microsoft.com/office/word/2015/wordml/symex" xmlns:wpg="http://schemas.microsoft.com/office/word/2010/wordprocessingGroup" xmlns:wpi="http://schemas.microsoft.com/office/word/2010/wordprocessingInk" xmlns:wne="http://schemas.microsoft.com/office/word/2006/wordml" xmlns:wps="http://schemas.microsoft.com/office/word/2010/wordprocessingShape" mc:Ignorable="w14 w15 w16se w16cid w16 w16cex w16sdtdh wp14">
+<w:footnotes xmlns:wpc="http://schemas.microsoft.com/office/word/2010/wordprocessingCanvas" xmlns:cx="http://schemas.microsoft.com/office/drawing/2014/chartex" xmlns:cx1="http://schemas.microsoft.com/office/drawing/2015/9/8/chartex" xmlns:cx2="http://schemas.microsoft.com/office/drawing/2015/10/21/chartex" xmlns:cx3="http://schemas.microsoft.com/office/drawing/2016/5/9/chartex" xmlns:cx4="http://schemas.microsoft.com/office/drawing/2016/5/10/chartex" xmlns:cx5="http://schemas.microsoft.com/office/drawing/2016/5/11/chartex" xmlns:cx6="http://schemas.microsoft.com/office/drawing/2016/5/12/chartex" xmlns:cx7="http://schemas.microsoft.com/office/drawing/2016/5/13/chartex" xmlns:cx8="http://schemas.microsoft.com/office/drawing/2016/5/14/chartex" xmlns:mc="http://schemas.openxmlformats.org/markup-compatibility/2006" xmlns:aink="http://schemas.microsoft.com/office/drawing/2016/ink" xmlns:am3d="http://schemas.microsoft.com/office/drawing/2017/model3d" xmlns:o="urn:schemas-microsoft-com:office:office" xmlns:oel="http://schemas.microsoft.com/office/2019/extlst" xmlns:r="http://schemas.openxmlformats.org/officeDocument/2006/relationships" xmlns:m="http://schemas.openxmlformats.org/officeDocument/2006/math" xmlns:v="urn:schemas-microsoft-com:vml" xmlns:wp14="http://schemas.microsoft.com/office/word/2010/wordprocessingDrawing" xmlns:wp="http://schemas.openxmlformats.org/drawingml/2006/wordprocessingDrawing" xmlns:w10="urn:schemas-microsoft-com:office:word" xmlns:w="http://schemas.openxmlformats.org/wordprocessingml/2006/main" xmlns:w14="http://schemas.microsoft.com/office/word/2010/wordml" xmlns:w15="http://schemas.microsoft.com/office/word/2012/wordml" xmlns:w16cex="http://schemas.microsoft.com/office/word/2018/wordml/cex" xmlns:w16cid="http://schemas.microsoft.com/office/word/2016/wordml/cid" xmlns:w16="http://schemas.microsoft.com/office/word/2018/wordml" xmlns:w16du="http://schemas.microsoft.com/office/word/2023/wordml/word16du" xmlns:w16sdtdh="http://schemas.microsoft.com/office/word/2020/wordml/sdtdatahash" xmlns:w16sdtfl="http://schemas.microsoft.com/office/word/2024/wordml/sdtformatlock" xmlns:w16se="http://schemas.microsoft.com/office/word/2015/wordml/symex" xmlns:wpg="http://schemas.microsoft.com/office/word/2010/wordprocessingGroup" xmlns:wpi="http://schemas.microsoft.com/office/word/2010/wordprocessingInk" xmlns:wne="http://schemas.microsoft.com/office/word/2006/wordml" xmlns:wps="http://schemas.microsoft.com/office/word/2010/wordprocessingShape" mc:Ignorable="w14 w15 w16se w16cid w16 w16cex w16sdtdh w16sdtfl w16du wp14">
   <w:footnote w:type="separator" w:id="-1">
     <w:p>
       <w:pPr>
@@ -2765,7 +1891,7 @@
 </file>
 
 <file path=word/numbering.xml><?xml version="1.0" encoding="utf-8"?>
-<w:numbering xmlns:wpc="http://schemas.microsoft.com/office/word/2010/wordprocessingCanvas" xmlns:cx="http://schemas.microsoft.com/office/drawing/2014/chartex" xmlns:cx1="http://schemas.microsoft.com/office/drawing/2015/9/8/chartex" xmlns:cx2="http://schemas.microsoft.com/office/drawing/2015/10/21/chartex" xmlns:cx3="http://schemas.microsoft.com/office/drawing/2016/5/9/chartex" xmlns:cx4="http://schemas.microsoft.com/office/drawing/2016/5/10/chartex" xmlns:cx5="http://schemas.microsoft.com/office/drawing/2016/5/11/chartex" xmlns:cx6="http://schemas.microsoft.com/office/drawing/2016/5/12/chartex" xmlns:cx7="http://schemas.microsoft.com/office/drawing/2016/5/13/chartex" xmlns:cx8="http://schemas.microsoft.com/office/drawing/2016/5/14/chartex" xmlns:mc="http://schemas.openxmlformats.org/markup-compatibility/2006" xmlns:aink="http://schemas.microsoft.com/office/drawing/2016/ink" xmlns:am3d="http://schemas.microsoft.com/office/drawing/2017/model3d" xmlns:o="urn:schemas-microsoft-com:office:office" xmlns:oel="http://schemas.microsoft.com/office/2019/extlst" xmlns:r="http://schemas.openxmlformats.org/officeDocument/2006/relationships" xmlns:m="http://schemas.openxmlformats.org/officeDocument/2006/math" xmlns:v="urn:schemas-microsoft-com:vml" xmlns:wp14="http://schemas.microsoft.com/office/word/2010/wordprocessingDrawing" xmlns:wp="http://schemas.openxmlformats.org/drawingml/2006/wordprocessingDrawing" xmlns:w10="urn:schemas-microsoft-com:office:word" xmlns:w="http://schemas.openxmlformats.org/wordprocessingml/2006/main" xmlns:w14="http://schemas.microsoft.com/office/word/2010/wordml" xmlns:w15="http://schemas.microsoft.com/office/word/2012/wordml" xmlns:w16cex="http://schemas.microsoft.com/office/word/2018/wordml/cex" xmlns:w16cid="http://schemas.microsoft.com/office/word/2016/wordml/cid" xmlns:w16="http://schemas.microsoft.com/office/word/2018/wordml" xmlns:w16du="http://schemas.microsoft.com/office/word/2023/wordml/word16du" xmlns:w16sdtdh="http://schemas.microsoft.com/office/word/2020/wordml/sdtdatahash" xmlns:w16se="http://schemas.microsoft.com/office/word/2015/wordml/symex" xmlns:wpg="http://schemas.microsoft.com/office/word/2010/wordprocessingGroup" xmlns:wpi="http://schemas.microsoft.com/office/word/2010/wordprocessingInk" xmlns:wne="http://schemas.microsoft.com/office/word/2006/wordml" xmlns:wps="http://schemas.microsoft.com/office/word/2010/wordprocessingShape" mc:Ignorable="w14 w15 w16se w16cid w16 w16cex w16sdtdh wp14">
+<w:numbering xmlns:wpc="http://schemas.microsoft.com/office/word/2010/wordprocessingCanvas" xmlns:cx="http://schemas.microsoft.com/office/drawing/2014/chartex" xmlns:cx1="http://schemas.microsoft.com/office/drawing/2015/9/8/chartex" xmlns:cx2="http://schemas.microsoft.com/office/drawing/2015/10/21/chartex" xmlns:cx3="http://schemas.microsoft.com/office/drawing/2016/5/9/chartex" xmlns:cx4="http://schemas.microsoft.com/office/drawing/2016/5/10/chartex" xmlns:cx5="http://schemas.microsoft.com/office/drawing/2016/5/11/chartex" xmlns:cx6="http://schemas.microsoft.com/office/drawing/2016/5/12/chartex" xmlns:cx7="http://schemas.microsoft.com/office/drawing/2016/5/13/chartex" xmlns:cx8="http://schemas.microsoft.com/office/drawing/2016/5/14/chartex" xmlns:mc="http://schemas.openxmlformats.org/markup-compatibility/2006" xmlns:aink="http://schemas.microsoft.com/office/drawing/2016/ink" xmlns:am3d="http://schemas.microsoft.com/office/drawing/2017/model3d" xmlns:o="urn:schemas-microsoft-com:office:office" xmlns:oel="http://schemas.microsoft.com/office/2019/extlst" xmlns:r="http://schemas.openxmlformats.org/officeDocument/2006/relationships" xmlns:m="http://schemas.openxmlformats.org/officeDocument/2006/math" xmlns:v="urn:schemas-microsoft-com:vml" xmlns:wp14="http://schemas.microsoft.com/office/word/2010/wordprocessingDrawing" xmlns:wp="http://schemas.openxmlformats.org/drawingml/2006/wordprocessingDrawing" xmlns:w10="urn:schemas-microsoft-com:office:word" xmlns:w="http://schemas.openxmlformats.org/wordprocessingml/2006/main" xmlns:w14="http://schemas.microsoft.com/office/word/2010/wordml" xmlns:w15="http://schemas.microsoft.com/office/word/2012/wordml" xmlns:w16cex="http://schemas.microsoft.com/office/word/2018/wordml/cex" xmlns:w16cid="http://schemas.microsoft.com/office/word/2016/wordml/cid" xmlns:w16="http://schemas.microsoft.com/office/word/2018/wordml" xmlns:w16du="http://schemas.microsoft.com/office/word/2023/wordml/word16du" xmlns:w16sdtdh="http://schemas.microsoft.com/office/word/2020/wordml/sdtdatahash" xmlns:w16sdtfl="http://schemas.microsoft.com/office/word/2024/wordml/sdtformatlock" xmlns:w16se="http://schemas.microsoft.com/office/word/2015/wordml/symex" xmlns:wpg="http://schemas.microsoft.com/office/word/2010/wordprocessingGroup" xmlns:wpi="http://schemas.microsoft.com/office/word/2010/wordprocessingInk" xmlns:wne="http://schemas.microsoft.com/office/word/2006/wordml" xmlns:wps="http://schemas.microsoft.com/office/word/2010/wordprocessingShape" mc:Ignorable="w14 w15 w16se w16cid w16 w16cex w16sdtdh w16sdtfl w16du wp14">
   <w:abstractNum w:abstractNumId="0" w15:restartNumberingAfterBreak="0">
     <w:nsid w:val="FFFFFF89"/>
     <w:multiLevelType w:val="singleLevel"/>
@@ -3205,7 +2331,7 @@
 </file>
 
 <file path=word/styles.xml><?xml version="1.0" encoding="utf-8"?>
-<w:styles xmlns:mc="http://schemas.openxmlformats.org/markup-compatibility/2006" xmlns:r="http://schemas.openxmlformats.org/officeDocument/2006/relationships" xmlns:w="http://schemas.openxmlformats.org/wordprocessingml/2006/main" xmlns:w14="http://schemas.microsoft.com/office/word/2010/wordml" xmlns:w15="http://schemas.microsoft.com/office/word/2012/wordml" xmlns:w16cex="http://schemas.microsoft.com/office/word/2018/wordml/cex" xmlns:w16cid="http://schemas.microsoft.com/office/word/2016/wordml/cid" xmlns:w16="http://schemas.microsoft.com/office/word/2018/wordml" xmlns:w16sdtdh="http://schemas.microsoft.com/office/word/2020/wordml/sdtdatahash" xmlns:w16se="http://schemas.microsoft.com/office/word/2015/wordml/symex" mc:Ignorable="w14 w15 w16se w16cid w16 w16cex w16sdtdh">
+<w:styles xmlns:mc="http://schemas.openxmlformats.org/markup-compatibility/2006" xmlns:r="http://schemas.openxmlformats.org/officeDocument/2006/relationships" xmlns:w="http://schemas.openxmlformats.org/wordprocessingml/2006/main" xmlns:w14="http://schemas.microsoft.com/office/word/2010/wordml" xmlns:w15="http://schemas.microsoft.com/office/word/2012/wordml" xmlns:w16cex="http://schemas.microsoft.com/office/word/2018/wordml/cex" xmlns:w16cid="http://schemas.microsoft.com/office/word/2016/wordml/cid" xmlns:w16="http://schemas.microsoft.com/office/word/2018/wordml" xmlns:w16du="http://schemas.microsoft.com/office/word/2023/wordml/word16du" xmlns:w16sdtdh="http://schemas.microsoft.com/office/word/2020/wordml/sdtdatahash" xmlns:w16sdtfl="http://schemas.microsoft.com/office/word/2024/wordml/sdtformatlock" xmlns:w16se="http://schemas.microsoft.com/office/word/2015/wordml/symex" mc:Ignorable="w14 w15 w16se w16cid w16 w16cex w16sdtdh w16sdtfl w16du">
   <w:docDefaults>
     <w:rPrDefault>
       <w:rPr>
